--- a/Rendu/Bloc2/Bloc 2 Gérer un projet informatique.docx
+++ b/Rendu/Bloc2/Bloc 2 Gérer un projet informatique.docx
@@ -182,7 +182,7 @@
           <w:r>
             <w:fldChar w:fldCharType="separate"/>
           </w:r>
-          <w:hyperlink w:anchor="_Toc234313094" w:history="1">
+          <w:hyperlink w:anchor="_Toc234317674" w:history="1">
             <w:r>
               <w:rPr>
                 <w:rStyle w:val="Lienhypertexte"/>
@@ -209,7 +209,7 @@
                 <w:noProof/>
                 <w:webHidden/>
               </w:rPr>
-              <w:instrText xml:space="preserve"> PAGEREF _Toc234313094 \h </w:instrText>
+              <w:instrText xml:space="preserve"> PAGEREF _Toc234317674 \h </w:instrText>
             </w:r>
             <w:r>
               <w:rPr>
@@ -255,7 +255,7 @@
               <w14:ligatures w14:val="standardContextual"/>
             </w:rPr>
           </w:pPr>
-          <w:hyperlink w:anchor="_Toc234313095" w:history="1">
+          <w:hyperlink w:anchor="_Toc234317675" w:history="1">
             <w:r>
               <w:rPr>
                 <w:rStyle w:val="Lienhypertexte"/>
@@ -282,7 +282,7 @@
                 <w:noProof/>
                 <w:webHidden/>
               </w:rPr>
-              <w:instrText xml:space="preserve"> PAGEREF _Toc234313095 \h </w:instrText>
+              <w:instrText xml:space="preserve"> PAGEREF _Toc234317675 \h </w:instrText>
             </w:r>
             <w:r>
               <w:rPr>
@@ -328,7 +328,7 @@
               <w14:ligatures w14:val="standardContextual"/>
             </w:rPr>
           </w:pPr>
-          <w:hyperlink w:anchor="_Toc234313096" w:history="1">
+          <w:hyperlink w:anchor="_Toc234317676" w:history="1">
             <w:r>
               <w:rPr>
                 <w:rStyle w:val="Lienhypertexte"/>
@@ -355,7 +355,7 @@
                 <w:noProof/>
                 <w:webHidden/>
               </w:rPr>
-              <w:instrText xml:space="preserve"> PAGEREF _Toc234313096 \h </w:instrText>
+              <w:instrText xml:space="preserve"> PAGEREF _Toc234317676 \h </w:instrText>
             </w:r>
             <w:r>
               <w:rPr>
@@ -401,7 +401,7 @@
               <w14:ligatures w14:val="standardContextual"/>
             </w:rPr>
           </w:pPr>
-          <w:hyperlink w:anchor="_Toc234313097" w:history="1">
+          <w:hyperlink w:anchor="_Toc234317677" w:history="1">
             <w:r>
               <w:rPr>
                 <w:rStyle w:val="Lienhypertexte"/>
@@ -428,7 +428,7 @@
                 <w:noProof/>
                 <w:webHidden/>
               </w:rPr>
-              <w:instrText xml:space="preserve"> PAGEREF _Toc234313097 \h </w:instrText>
+              <w:instrText xml:space="preserve"> PAGEREF _Toc234317677 \h </w:instrText>
             </w:r>
             <w:r>
               <w:rPr>
@@ -474,7 +474,7 @@
               <w14:ligatures w14:val="standardContextual"/>
             </w:rPr>
           </w:pPr>
-          <w:hyperlink w:anchor="_Toc234313098" w:history="1">
+          <w:hyperlink w:anchor="_Toc234317678" w:history="1">
             <w:r>
               <w:rPr>
                 <w:rStyle w:val="Lienhypertexte"/>
@@ -501,7 +501,7 @@
                 <w:noProof/>
                 <w:webHidden/>
               </w:rPr>
-              <w:instrText xml:space="preserve"> PAGEREF _Toc234313098 \h </w:instrText>
+              <w:instrText xml:space="preserve"> PAGEREF _Toc234317678 \h </w:instrText>
             </w:r>
             <w:r>
               <w:rPr>
@@ -547,7 +547,7 @@
               <w14:ligatures w14:val="standardContextual"/>
             </w:rPr>
           </w:pPr>
-          <w:hyperlink w:anchor="_Toc234313099" w:history="1">
+          <w:hyperlink w:anchor="_Toc234317679" w:history="1">
             <w:r>
               <w:rPr>
                 <w:rStyle w:val="Lienhypertexte"/>
@@ -574,7 +574,7 @@
                 <w:noProof/>
                 <w:webHidden/>
               </w:rPr>
-              <w:instrText xml:space="preserve"> PAGEREF _Toc234313099 \h </w:instrText>
+              <w:instrText xml:space="preserve"> PAGEREF _Toc234317679 \h </w:instrText>
             </w:r>
             <w:r>
               <w:rPr>
@@ -620,7 +620,7 @@
               <w14:ligatures w14:val="standardContextual"/>
             </w:rPr>
           </w:pPr>
-          <w:hyperlink w:anchor="_Toc234313100" w:history="1">
+          <w:hyperlink w:anchor="_Toc234317680" w:history="1">
             <w:r>
               <w:rPr>
                 <w:rStyle w:val="Lienhypertexte"/>
@@ -647,7 +647,7 @@
                 <w:noProof/>
                 <w:webHidden/>
               </w:rPr>
-              <w:instrText xml:space="preserve"> PAGEREF _Toc234313100 \h </w:instrText>
+              <w:instrText xml:space="preserve"> PAGEREF _Toc234317680 \h </w:instrText>
             </w:r>
             <w:r>
               <w:rPr>
@@ -693,7 +693,7 @@
               <w14:ligatures w14:val="standardContextual"/>
             </w:rPr>
           </w:pPr>
-          <w:hyperlink w:anchor="_Toc234313101" w:history="1">
+          <w:hyperlink w:anchor="_Toc234317681" w:history="1">
             <w:r>
               <w:rPr>
                 <w:rStyle w:val="Lienhypertexte"/>
@@ -720,7 +720,7 @@
                 <w:noProof/>
                 <w:webHidden/>
               </w:rPr>
-              <w:instrText xml:space="preserve"> PAGEREF _Toc234313101 \h </w:instrText>
+              <w:instrText xml:space="preserve"> PAGEREF _Toc234317681 \h </w:instrText>
             </w:r>
             <w:r>
               <w:rPr>
@@ -766,7 +766,7 @@
               <w14:ligatures w14:val="standardContextual"/>
             </w:rPr>
           </w:pPr>
-          <w:hyperlink w:anchor="_Toc234313102" w:history="1">
+          <w:hyperlink w:anchor="_Toc234317682" w:history="1">
             <w:r>
               <w:rPr>
                 <w:rStyle w:val="Lienhypertexte"/>
@@ -793,7 +793,7 @@
                 <w:noProof/>
                 <w:webHidden/>
               </w:rPr>
-              <w:instrText xml:space="preserve"> PAGEREF _Toc234313102 \h </w:instrText>
+              <w:instrText xml:space="preserve"> PAGEREF _Toc234317682 \h </w:instrText>
             </w:r>
             <w:r>
               <w:rPr>
@@ -839,7 +839,7 @@
               <w14:ligatures w14:val="standardContextual"/>
             </w:rPr>
           </w:pPr>
-          <w:hyperlink w:anchor="_Toc234313103" w:history="1">
+          <w:hyperlink w:anchor="_Toc234317683" w:history="1">
             <w:r>
               <w:rPr>
                 <w:rStyle w:val="Lienhypertexte"/>
@@ -866,7 +866,7 @@
                 <w:noProof/>
                 <w:webHidden/>
               </w:rPr>
-              <w:instrText xml:space="preserve"> PAGEREF _Toc234313103 \h </w:instrText>
+              <w:instrText xml:space="preserve"> PAGEREF _Toc234317683 \h </w:instrText>
             </w:r>
             <w:r>
               <w:rPr>
@@ -912,7 +912,7 @@
               <w14:ligatures w14:val="standardContextual"/>
             </w:rPr>
           </w:pPr>
-          <w:hyperlink w:anchor="_Toc234313104" w:history="1">
+          <w:hyperlink w:anchor="_Toc234317684" w:history="1">
             <w:r>
               <w:rPr>
                 <w:rStyle w:val="Lienhypertexte"/>
@@ -939,7 +939,7 @@
                 <w:noProof/>
                 <w:webHidden/>
               </w:rPr>
-              <w:instrText xml:space="preserve"> PAGEREF _Toc234313104 \h </w:instrText>
+              <w:instrText xml:space="preserve"> PAGEREF _Toc234317684 \h </w:instrText>
             </w:r>
             <w:r>
               <w:rPr>
@@ -985,7 +985,7 @@
               <w14:ligatures w14:val="standardContextual"/>
             </w:rPr>
           </w:pPr>
-          <w:hyperlink w:anchor="_Toc234313105" w:history="1">
+          <w:hyperlink w:anchor="_Toc234317685" w:history="1">
             <w:r>
               <w:rPr>
                 <w:rStyle w:val="Lienhypertexte"/>
@@ -1012,7 +1012,7 @@
                 <w:noProof/>
                 <w:webHidden/>
               </w:rPr>
-              <w:instrText xml:space="preserve"> PAGEREF _Toc234313105 \h </w:instrText>
+              <w:instrText xml:space="preserve"> PAGEREF _Toc234317685 \h </w:instrText>
             </w:r>
             <w:r>
               <w:rPr>
@@ -1058,7 +1058,7 @@
               <w14:ligatures w14:val="standardContextual"/>
             </w:rPr>
           </w:pPr>
-          <w:hyperlink w:anchor="_Toc234313106" w:history="1">
+          <w:hyperlink w:anchor="_Toc234317686" w:history="1">
             <w:r>
               <w:rPr>
                 <w:rStyle w:val="Lienhypertexte"/>
@@ -1085,7 +1085,7 @@
                 <w:noProof/>
                 <w:webHidden/>
               </w:rPr>
-              <w:instrText xml:space="preserve"> PAGEREF _Toc234313106 \h </w:instrText>
+              <w:instrText xml:space="preserve"> PAGEREF _Toc234317686 \h </w:instrText>
             </w:r>
             <w:r>
               <w:rPr>
@@ -1131,7 +1131,7 @@
               <w14:ligatures w14:val="standardContextual"/>
             </w:rPr>
           </w:pPr>
-          <w:hyperlink w:anchor="_Toc234313107" w:history="1">
+          <w:hyperlink w:anchor="_Toc234317687" w:history="1">
             <w:r>
               <w:rPr>
                 <w:rStyle w:val="Lienhypertexte"/>
@@ -1158,7 +1158,7 @@
                 <w:noProof/>
                 <w:webHidden/>
               </w:rPr>
-              <w:instrText xml:space="preserve"> PAGEREF _Toc234313107 \h </w:instrText>
+              <w:instrText xml:space="preserve"> PAGEREF _Toc234317687 \h </w:instrText>
             </w:r>
             <w:r>
               <w:rPr>
@@ -1204,7 +1204,7 @@
               <w14:ligatures w14:val="standardContextual"/>
             </w:rPr>
           </w:pPr>
-          <w:hyperlink w:anchor="_Toc234313108" w:history="1">
+          <w:hyperlink w:anchor="_Toc234317688" w:history="1">
             <w:r>
               <w:rPr>
                 <w:rStyle w:val="Lienhypertexte"/>
@@ -1231,7 +1231,7 @@
                 <w:noProof/>
                 <w:webHidden/>
               </w:rPr>
-              <w:instrText xml:space="preserve"> PAGEREF _Toc234313108 \h </w:instrText>
+              <w:instrText xml:space="preserve"> PAGEREF _Toc234317688 \h </w:instrText>
             </w:r>
             <w:r>
               <w:rPr>
@@ -1277,7 +1277,7 @@
               <w14:ligatures w14:val="standardContextual"/>
             </w:rPr>
           </w:pPr>
-          <w:hyperlink w:anchor="_Toc234313109" w:history="1">
+          <w:hyperlink w:anchor="_Toc234317689" w:history="1">
             <w:r>
               <w:rPr>
                 <w:rStyle w:val="Lienhypertexte"/>
@@ -1304,7 +1304,7 @@
                 <w:noProof/>
                 <w:webHidden/>
               </w:rPr>
-              <w:instrText xml:space="preserve"> PAGEREF _Toc234313109 \h </w:instrText>
+              <w:instrText xml:space="preserve"> PAGEREF _Toc234317689 \h </w:instrText>
             </w:r>
             <w:r>
               <w:rPr>
@@ -1350,7 +1350,7 @@
               <w14:ligatures w14:val="standardContextual"/>
             </w:rPr>
           </w:pPr>
-          <w:hyperlink w:anchor="_Toc234313110" w:history="1">
+          <w:hyperlink w:anchor="_Toc234317690" w:history="1">
             <w:r>
               <w:rPr>
                 <w:rStyle w:val="Lienhypertexte"/>
@@ -1377,7 +1377,7 @@
                 <w:noProof/>
                 <w:webHidden/>
               </w:rPr>
-              <w:instrText xml:space="preserve"> PAGEREF _Toc234313110 \h </w:instrText>
+              <w:instrText xml:space="preserve"> PAGEREF _Toc234317690 \h </w:instrText>
             </w:r>
             <w:r>
               <w:rPr>
@@ -1423,7 +1423,7 @@
               <w14:ligatures w14:val="standardContextual"/>
             </w:rPr>
           </w:pPr>
-          <w:hyperlink w:anchor="_Toc234313111" w:history="1">
+          <w:hyperlink w:anchor="_Toc234317691" w:history="1">
             <w:r>
               <w:rPr>
                 <w:rStyle w:val="Lienhypertexte"/>
@@ -1450,7 +1450,7 @@
                 <w:noProof/>
                 <w:webHidden/>
               </w:rPr>
-              <w:instrText xml:space="preserve"> PAGEREF _Toc234313111 \h </w:instrText>
+              <w:instrText xml:space="preserve"> PAGEREF _Toc234317691 \h </w:instrText>
             </w:r>
             <w:r>
               <w:rPr>
@@ -1496,7 +1496,7 @@
               <w14:ligatures w14:val="standardContextual"/>
             </w:rPr>
           </w:pPr>
-          <w:hyperlink w:anchor="_Toc234313112" w:history="1">
+          <w:hyperlink w:anchor="_Toc234317692" w:history="1">
             <w:r>
               <w:rPr>
                 <w:rStyle w:val="Lienhypertexte"/>
@@ -1523,7 +1523,7 @@
                 <w:noProof/>
                 <w:webHidden/>
               </w:rPr>
-              <w:instrText xml:space="preserve"> PAGEREF _Toc234313112 \h </w:instrText>
+              <w:instrText xml:space="preserve"> PAGEREF _Toc234317692 \h </w:instrText>
             </w:r>
             <w:r>
               <w:rPr>
@@ -1569,7 +1569,7 @@
               <w14:ligatures w14:val="standardContextual"/>
             </w:rPr>
           </w:pPr>
-          <w:hyperlink w:anchor="_Toc234313113" w:history="1">
+          <w:hyperlink w:anchor="_Toc234317693" w:history="1">
             <w:r>
               <w:rPr>
                 <w:rStyle w:val="Lienhypertexte"/>
@@ -1596,7 +1596,7 @@
                 <w:noProof/>
                 <w:webHidden/>
               </w:rPr>
-              <w:instrText xml:space="preserve"> PAGEREF _Toc234313113 \h </w:instrText>
+              <w:instrText xml:space="preserve"> PAGEREF _Toc234317693 \h </w:instrText>
             </w:r>
             <w:r>
               <w:rPr>
@@ -1617,6 +1617,225 @@
                 <w:webHidden/>
               </w:rPr>
               <w:t>13</w:t>
+            </w:r>
+            <w:r>
+              <w:rPr>
+                <w:noProof/>
+                <w:webHidden/>
+              </w:rPr>
+              <w:fldChar w:fldCharType="end"/>
+            </w:r>
+          </w:hyperlink>
+        </w:p>
+        <w:p>
+          <w:pPr>
+            <w:pStyle w:val="TM1"/>
+            <w:tabs>
+              <w:tab w:val="right" w:leader="dot" w:pos="9962"/>
+            </w:tabs>
+            <w:rPr>
+              <w:rFonts w:asciiTheme="minorHAnsi" w:hAnsiTheme="minorHAnsi"/>
+              <w:noProof/>
+              <w:kern w:val="2"/>
+              <w:szCs w:val="24"/>
+              <w:lang w:eastAsia="fr-FR"/>
+              <w14:ligatures w14:val="standardContextual"/>
+            </w:rPr>
+          </w:pPr>
+          <w:hyperlink w:anchor="_Toc234317694" w:history="1">
+            <w:r>
+              <w:rPr>
+                <w:rStyle w:val="Lienhypertexte"/>
+                <w:noProof/>
+              </w:rPr>
+              <w:t>5. Exemple d’arbitrage projet</w:t>
+            </w:r>
+            <w:r>
+              <w:rPr>
+                <w:noProof/>
+                <w:webHidden/>
+              </w:rPr>
+              <w:tab/>
+            </w:r>
+            <w:r>
+              <w:rPr>
+                <w:noProof/>
+                <w:webHidden/>
+              </w:rPr>
+              <w:fldChar w:fldCharType="begin"/>
+            </w:r>
+            <w:r>
+              <w:rPr>
+                <w:noProof/>
+                <w:webHidden/>
+              </w:rPr>
+              <w:instrText xml:space="preserve"> PAGEREF _Toc234317694 \h </w:instrText>
+            </w:r>
+            <w:r>
+              <w:rPr>
+                <w:noProof/>
+                <w:webHidden/>
+              </w:rPr>
+            </w:r>
+            <w:r>
+              <w:rPr>
+                <w:noProof/>
+                <w:webHidden/>
+              </w:rPr>
+              <w:fldChar w:fldCharType="separate"/>
+            </w:r>
+            <w:r>
+              <w:rPr>
+                <w:noProof/>
+                <w:webHidden/>
+              </w:rPr>
+              <w:t>16</w:t>
+            </w:r>
+            <w:r>
+              <w:rPr>
+                <w:noProof/>
+                <w:webHidden/>
+              </w:rPr>
+              <w:fldChar w:fldCharType="end"/>
+            </w:r>
+          </w:hyperlink>
+        </w:p>
+        <w:p>
+          <w:pPr>
+            <w:pStyle w:val="TM2"/>
+            <w:tabs>
+              <w:tab w:val="right" w:leader="dot" w:pos="9962"/>
+            </w:tabs>
+            <w:rPr>
+              <w:rFonts w:asciiTheme="minorHAnsi" w:hAnsiTheme="minorHAnsi"/>
+              <w:noProof/>
+              <w:kern w:val="2"/>
+              <w:szCs w:val="24"/>
+              <w:lang w:eastAsia="fr-FR"/>
+              <w14:ligatures w14:val="standardContextual"/>
+            </w:rPr>
+          </w:pPr>
+          <w:hyperlink w:anchor="_Toc234317695" w:history="1">
+            <w:r>
+              <w:rPr>
+                <w:rStyle w:val="Lienhypertexte"/>
+                <w:noProof/>
+              </w:rPr>
+              <w:t>5.1 Contexte de l’arbitrage</w:t>
+            </w:r>
+            <w:r>
+              <w:rPr>
+                <w:noProof/>
+                <w:webHidden/>
+              </w:rPr>
+              <w:tab/>
+            </w:r>
+            <w:r>
+              <w:rPr>
+                <w:noProof/>
+                <w:webHidden/>
+              </w:rPr>
+              <w:fldChar w:fldCharType="begin"/>
+            </w:r>
+            <w:r>
+              <w:rPr>
+                <w:noProof/>
+                <w:webHidden/>
+              </w:rPr>
+              <w:instrText xml:space="preserve"> PAGEREF _Toc234317695 \h </w:instrText>
+            </w:r>
+            <w:r>
+              <w:rPr>
+                <w:noProof/>
+                <w:webHidden/>
+              </w:rPr>
+            </w:r>
+            <w:r>
+              <w:rPr>
+                <w:noProof/>
+                <w:webHidden/>
+              </w:rPr>
+              <w:fldChar w:fldCharType="separate"/>
+            </w:r>
+            <w:r>
+              <w:rPr>
+                <w:noProof/>
+                <w:webHidden/>
+              </w:rPr>
+              <w:t>16</w:t>
+            </w:r>
+            <w:r>
+              <w:rPr>
+                <w:noProof/>
+                <w:webHidden/>
+              </w:rPr>
+              <w:fldChar w:fldCharType="end"/>
+            </w:r>
+          </w:hyperlink>
+        </w:p>
+        <w:p>
+          <w:pPr>
+            <w:pStyle w:val="TM2"/>
+            <w:tabs>
+              <w:tab w:val="right" w:leader="dot" w:pos="9962"/>
+            </w:tabs>
+            <w:rPr>
+              <w:rFonts w:asciiTheme="minorHAnsi" w:hAnsiTheme="minorHAnsi"/>
+              <w:noProof/>
+              <w:kern w:val="2"/>
+              <w:szCs w:val="24"/>
+              <w:lang w:eastAsia="fr-FR"/>
+              <w14:ligatures w14:val="standardContextual"/>
+            </w:rPr>
+          </w:pPr>
+          <w:hyperlink w:anchor="_Toc234317696" w:history="1">
+            <w:r>
+              <w:rPr>
+                <w:rStyle w:val="Lienhypertexte"/>
+                <w:noProof/>
+              </w:rPr>
+              <w:t>5.2 Les différentes options</w:t>
+            </w:r>
+            <w:r>
+              <w:rPr>
+                <w:noProof/>
+                <w:webHidden/>
+              </w:rPr>
+              <w:tab/>
+            </w:r>
+            <w:r>
+              <w:rPr>
+                <w:noProof/>
+                <w:webHidden/>
+              </w:rPr>
+              <w:fldChar w:fldCharType="begin"/>
+            </w:r>
+            <w:r>
+              <w:rPr>
+                <w:noProof/>
+                <w:webHidden/>
+              </w:rPr>
+              <w:instrText xml:space="preserve"> PAGEREF _Toc234317696 \h </w:instrText>
+            </w:r>
+            <w:r>
+              <w:rPr>
+                <w:noProof/>
+                <w:webHidden/>
+              </w:rPr>
+            </w:r>
+            <w:r>
+              <w:rPr>
+                <w:noProof/>
+                <w:webHidden/>
+              </w:rPr>
+              <w:fldChar w:fldCharType="separate"/>
+            </w:r>
+            <w:r>
+              <w:rPr>
+                <w:noProof/>
+                <w:webHidden/>
+              </w:rPr>
+              <w:t>16</w:t>
             </w:r>
             <w:r>
               <w:rPr>
@@ -1642,13 +1861,13 @@
               <w14:ligatures w14:val="standardContextual"/>
             </w:rPr>
           </w:pPr>
-          <w:hyperlink w:anchor="_Toc234313114" w:history="1">
+          <w:hyperlink w:anchor="_Toc234317697" w:history="1">
             <w:r>
               <w:rPr>
                 <w:rStyle w:val="Lienhypertexte"/>
                 <w:noProof/>
               </w:rPr>
-              <w:t>4.4.1 Matrice RACI</w:t>
+              <w:t>5.2.1 Présentation des trois options proposées</w:t>
             </w:r>
             <w:r>
               <w:rPr>
@@ -1669,7 +1888,7 @@
                 <w:noProof/>
                 <w:webHidden/>
               </w:rPr>
-              <w:instrText xml:space="preserve"> PAGEREF _Toc234313114 \h </w:instrText>
+              <w:instrText xml:space="preserve"> PAGEREF _Toc234317697 \h </w:instrText>
             </w:r>
             <w:r>
               <w:rPr>
@@ -1689,7 +1908,7 @@
                 <w:noProof/>
                 <w:webHidden/>
               </w:rPr>
-              <w:t>13</w:t>
+              <w:t>16</w:t>
             </w:r>
             <w:r>
               <w:rPr>
@@ -1715,13 +1934,13 @@
               <w14:ligatures w14:val="standardContextual"/>
             </w:rPr>
           </w:pPr>
-          <w:hyperlink w:anchor="_Toc234313115" w:history="1">
+          <w:hyperlink w:anchor="_Toc234317698" w:history="1">
             <w:r>
               <w:rPr>
                 <w:rStyle w:val="Lienhypertexte"/>
                 <w:noProof/>
               </w:rPr>
-              <w:t>4.4.2 Planning de Gantt</w:t>
+              <w:t>5.2.2 Analyse comparative des options</w:t>
             </w:r>
             <w:r>
               <w:rPr>
@@ -1742,7 +1961,7 @@
                 <w:noProof/>
                 <w:webHidden/>
               </w:rPr>
-              <w:instrText xml:space="preserve"> PAGEREF _Toc234313115 \h </w:instrText>
+              <w:instrText xml:space="preserve"> PAGEREF _Toc234317698 \h </w:instrText>
             </w:r>
             <w:r>
               <w:rPr>
@@ -1762,7 +1981,80 @@
                 <w:noProof/>
                 <w:webHidden/>
               </w:rPr>
-              <w:t>14</w:t>
+              <w:t>17</w:t>
+            </w:r>
+            <w:r>
+              <w:rPr>
+                <w:noProof/>
+                <w:webHidden/>
+              </w:rPr>
+              <w:fldChar w:fldCharType="end"/>
+            </w:r>
+          </w:hyperlink>
+        </w:p>
+        <w:p>
+          <w:pPr>
+            <w:pStyle w:val="TM2"/>
+            <w:tabs>
+              <w:tab w:val="right" w:leader="dot" w:pos="9962"/>
+            </w:tabs>
+            <w:rPr>
+              <w:rFonts w:asciiTheme="minorHAnsi" w:hAnsiTheme="minorHAnsi"/>
+              <w:noProof/>
+              <w:kern w:val="2"/>
+              <w:szCs w:val="24"/>
+              <w:lang w:eastAsia="fr-FR"/>
+              <w14:ligatures w14:val="standardContextual"/>
+            </w:rPr>
+          </w:pPr>
+          <w:hyperlink w:anchor="_Toc234317699" w:history="1">
+            <w:r>
+              <w:rPr>
+                <w:rStyle w:val="Lienhypertexte"/>
+                <w:noProof/>
+              </w:rPr>
+              <w:t>5.3 Décision retenue</w:t>
+            </w:r>
+            <w:r>
+              <w:rPr>
+                <w:noProof/>
+                <w:webHidden/>
+              </w:rPr>
+              <w:tab/>
+            </w:r>
+            <w:r>
+              <w:rPr>
+                <w:noProof/>
+                <w:webHidden/>
+              </w:rPr>
+              <w:fldChar w:fldCharType="begin"/>
+            </w:r>
+            <w:r>
+              <w:rPr>
+                <w:noProof/>
+                <w:webHidden/>
+              </w:rPr>
+              <w:instrText xml:space="preserve"> PAGEREF _Toc234317699 \h </w:instrText>
+            </w:r>
+            <w:r>
+              <w:rPr>
+                <w:noProof/>
+                <w:webHidden/>
+              </w:rPr>
+            </w:r>
+            <w:r>
+              <w:rPr>
+                <w:noProof/>
+                <w:webHidden/>
+              </w:rPr>
+              <w:fldChar w:fldCharType="separate"/>
+            </w:r>
+            <w:r>
+              <w:rPr>
+                <w:noProof/>
+                <w:webHidden/>
+              </w:rPr>
+              <w:t>17</w:t>
             </w:r>
             <w:r>
               <w:rPr>
@@ -1788,13 +2080,13 @@
               <w14:ligatures w14:val="standardContextual"/>
             </w:rPr>
           </w:pPr>
-          <w:hyperlink w:anchor="_Toc234313116" w:history="1">
+          <w:hyperlink w:anchor="_Toc234317700" w:history="1">
             <w:r>
               <w:rPr>
                 <w:rStyle w:val="Lienhypertexte"/>
                 <w:noProof/>
               </w:rPr>
-              <w:t>4.4.3 Trello</w:t>
+              <w:t>7.1 Identification des besoins en compétences</w:t>
             </w:r>
             <w:r>
               <w:rPr>
@@ -1815,7 +2107,7 @@
                 <w:noProof/>
                 <w:webHidden/>
               </w:rPr>
-              <w:instrText xml:space="preserve"> PAGEREF _Toc234313116 \h </w:instrText>
+              <w:instrText xml:space="preserve"> PAGEREF _Toc234317700 \h </w:instrText>
             </w:r>
             <w:r>
               <w:rPr>
@@ -1835,7 +2127,7 @@
                 <w:noProof/>
                 <w:webHidden/>
               </w:rPr>
-              <w:t>15</w:t>
+              <w:t>18</w:t>
             </w:r>
             <w:r>
               <w:rPr>
@@ -1848,7 +2140,7 @@
         </w:p>
         <w:p>
           <w:pPr>
-            <w:pStyle w:val="TM1"/>
+            <w:pStyle w:val="TM3"/>
             <w:tabs>
               <w:tab w:val="right" w:leader="dot" w:pos="9962"/>
             </w:tabs>
@@ -1861,13 +2153,13 @@
               <w14:ligatures w14:val="standardContextual"/>
             </w:rPr>
           </w:pPr>
-          <w:hyperlink w:anchor="_Toc234313117" w:history="1">
+          <w:hyperlink w:anchor="_Toc234317701" w:history="1">
             <w:r>
               <w:rPr>
                 <w:rStyle w:val="Lienhypertexte"/>
                 <w:noProof/>
               </w:rPr>
-              <w:t>5. Exemple d’arbitrage projet</w:t>
+              <w:t>7.2 Actions de formation mises en place</w:t>
             </w:r>
             <w:r>
               <w:rPr>
@@ -1888,7 +2180,7 @@
                 <w:noProof/>
                 <w:webHidden/>
               </w:rPr>
-              <w:instrText xml:space="preserve"> PAGEREF _Toc234313117 \h </w:instrText>
+              <w:instrText xml:space="preserve"> PAGEREF _Toc234317701 \h </w:instrText>
             </w:r>
             <w:r>
               <w:rPr>
@@ -1908,7 +2200,153 @@
                 <w:noProof/>
                 <w:webHidden/>
               </w:rPr>
-              <w:t>16</w:t>
+              <w:t>18</w:t>
+            </w:r>
+            <w:r>
+              <w:rPr>
+                <w:noProof/>
+                <w:webHidden/>
+              </w:rPr>
+              <w:fldChar w:fldCharType="end"/>
+            </w:r>
+          </w:hyperlink>
+        </w:p>
+        <w:p>
+          <w:pPr>
+            <w:pStyle w:val="TM3"/>
+            <w:tabs>
+              <w:tab w:val="right" w:leader="dot" w:pos="9962"/>
+            </w:tabs>
+            <w:rPr>
+              <w:rFonts w:asciiTheme="minorHAnsi" w:hAnsiTheme="minorHAnsi"/>
+              <w:noProof/>
+              <w:kern w:val="2"/>
+              <w:szCs w:val="24"/>
+              <w:lang w:eastAsia="fr-FR"/>
+              <w14:ligatures w14:val="standardContextual"/>
+            </w:rPr>
+          </w:pPr>
+          <w:hyperlink w:anchor="_Toc234317702" w:history="1">
+            <w:r>
+              <w:rPr>
+                <w:rStyle w:val="Lienhypertexte"/>
+                <w:noProof/>
+              </w:rPr>
+              <w:t>7.3 Répartition des compétences dans l’équipe</w:t>
+            </w:r>
+            <w:r>
+              <w:rPr>
+                <w:noProof/>
+                <w:webHidden/>
+              </w:rPr>
+              <w:tab/>
+            </w:r>
+            <w:r>
+              <w:rPr>
+                <w:noProof/>
+                <w:webHidden/>
+              </w:rPr>
+              <w:fldChar w:fldCharType="begin"/>
+            </w:r>
+            <w:r>
+              <w:rPr>
+                <w:noProof/>
+                <w:webHidden/>
+              </w:rPr>
+              <w:instrText xml:space="preserve"> PAGEREF _Toc234317702 \h </w:instrText>
+            </w:r>
+            <w:r>
+              <w:rPr>
+                <w:noProof/>
+                <w:webHidden/>
+              </w:rPr>
+            </w:r>
+            <w:r>
+              <w:rPr>
+                <w:noProof/>
+                <w:webHidden/>
+              </w:rPr>
+              <w:fldChar w:fldCharType="separate"/>
+            </w:r>
+            <w:r>
+              <w:rPr>
+                <w:noProof/>
+                <w:webHidden/>
+              </w:rPr>
+              <w:t>19</w:t>
+            </w:r>
+            <w:r>
+              <w:rPr>
+                <w:noProof/>
+                <w:webHidden/>
+              </w:rPr>
+              <w:fldChar w:fldCharType="end"/>
+            </w:r>
+          </w:hyperlink>
+        </w:p>
+        <w:p>
+          <w:pPr>
+            <w:pStyle w:val="TM3"/>
+            <w:tabs>
+              <w:tab w:val="right" w:leader="dot" w:pos="9962"/>
+            </w:tabs>
+            <w:rPr>
+              <w:rFonts w:asciiTheme="minorHAnsi" w:hAnsiTheme="minorHAnsi"/>
+              <w:noProof/>
+              <w:kern w:val="2"/>
+              <w:szCs w:val="24"/>
+              <w:lang w:eastAsia="fr-FR"/>
+              <w14:ligatures w14:val="standardContextual"/>
+            </w:rPr>
+          </w:pPr>
+          <w:hyperlink w:anchor="_Toc234317703" w:history="1">
+            <w:r>
+              <w:rPr>
+                <w:rStyle w:val="Lienhypertexte"/>
+                <w:noProof/>
+              </w:rPr>
+              <w:t>7.4 Suivi et évaluation des compétences</w:t>
+            </w:r>
+            <w:r>
+              <w:rPr>
+                <w:noProof/>
+                <w:webHidden/>
+              </w:rPr>
+              <w:tab/>
+            </w:r>
+            <w:r>
+              <w:rPr>
+                <w:noProof/>
+                <w:webHidden/>
+              </w:rPr>
+              <w:fldChar w:fldCharType="begin"/>
+            </w:r>
+            <w:r>
+              <w:rPr>
+                <w:noProof/>
+                <w:webHidden/>
+              </w:rPr>
+              <w:instrText xml:space="preserve"> PAGEREF _Toc234317703 \h </w:instrText>
+            </w:r>
+            <w:r>
+              <w:rPr>
+                <w:noProof/>
+                <w:webHidden/>
+              </w:rPr>
+            </w:r>
+            <w:r>
+              <w:rPr>
+                <w:noProof/>
+                <w:webHidden/>
+              </w:rPr>
+              <w:fldChar w:fldCharType="separate"/>
+            </w:r>
+            <w:r>
+              <w:rPr>
+                <w:noProof/>
+                <w:webHidden/>
+              </w:rPr>
+              <w:t>19</w:t>
             </w:r>
             <w:r>
               <w:rPr>
@@ -1934,13 +2372,13 @@
               <w14:ligatures w14:val="standardContextual"/>
             </w:rPr>
           </w:pPr>
-          <w:hyperlink w:anchor="_Toc234313118" w:history="1">
+          <w:hyperlink w:anchor="_Toc234317704" w:history="1">
             <w:r>
               <w:rPr>
                 <w:rStyle w:val="Lienhypertexte"/>
                 <w:noProof/>
               </w:rPr>
-              <w:t>5.1 Contexte de l’arbitrage</w:t>
+              <w:t>8. Stratégie de tests et recette</w:t>
             </w:r>
             <w:r>
               <w:rPr>
@@ -1961,7 +2399,7 @@
                 <w:noProof/>
                 <w:webHidden/>
               </w:rPr>
-              <w:instrText xml:space="preserve"> PAGEREF _Toc234313118 \h </w:instrText>
+              <w:instrText xml:space="preserve"> PAGEREF _Toc234317704 \h </w:instrText>
             </w:r>
             <w:r>
               <w:rPr>
@@ -1981,7 +2419,226 @@
                 <w:noProof/>
                 <w:webHidden/>
               </w:rPr>
-              <w:t>16</w:t>
+              <w:t>20</w:t>
+            </w:r>
+            <w:r>
+              <w:rPr>
+                <w:noProof/>
+                <w:webHidden/>
+              </w:rPr>
+              <w:fldChar w:fldCharType="end"/>
+            </w:r>
+          </w:hyperlink>
+        </w:p>
+        <w:p>
+          <w:pPr>
+            <w:pStyle w:val="TM3"/>
+            <w:tabs>
+              <w:tab w:val="right" w:leader="dot" w:pos="9962"/>
+            </w:tabs>
+            <w:rPr>
+              <w:rFonts w:asciiTheme="minorHAnsi" w:hAnsiTheme="minorHAnsi"/>
+              <w:noProof/>
+              <w:kern w:val="2"/>
+              <w:szCs w:val="24"/>
+              <w:lang w:eastAsia="fr-FR"/>
+              <w14:ligatures w14:val="standardContextual"/>
+            </w:rPr>
+          </w:pPr>
+          <w:hyperlink w:anchor="_Toc234317705" w:history="1">
+            <w:r>
+              <w:rPr>
+                <w:rStyle w:val="Lienhypertexte"/>
+                <w:noProof/>
+              </w:rPr>
+              <w:t>8.1 Organisation de la phase de tests</w:t>
+            </w:r>
+            <w:r>
+              <w:rPr>
+                <w:noProof/>
+                <w:webHidden/>
+              </w:rPr>
+              <w:tab/>
+            </w:r>
+            <w:r>
+              <w:rPr>
+                <w:noProof/>
+                <w:webHidden/>
+              </w:rPr>
+              <w:fldChar w:fldCharType="begin"/>
+            </w:r>
+            <w:r>
+              <w:rPr>
+                <w:noProof/>
+                <w:webHidden/>
+              </w:rPr>
+              <w:instrText xml:space="preserve"> PAGEREF _Toc234317705 \h </w:instrText>
+            </w:r>
+            <w:r>
+              <w:rPr>
+                <w:noProof/>
+                <w:webHidden/>
+              </w:rPr>
+            </w:r>
+            <w:r>
+              <w:rPr>
+                <w:noProof/>
+                <w:webHidden/>
+              </w:rPr>
+              <w:fldChar w:fldCharType="separate"/>
+            </w:r>
+            <w:r>
+              <w:rPr>
+                <w:noProof/>
+                <w:webHidden/>
+              </w:rPr>
+              <w:t>20</w:t>
+            </w:r>
+            <w:r>
+              <w:rPr>
+                <w:noProof/>
+                <w:webHidden/>
+              </w:rPr>
+              <w:fldChar w:fldCharType="end"/>
+            </w:r>
+          </w:hyperlink>
+        </w:p>
+        <w:p>
+          <w:pPr>
+            <w:pStyle w:val="TM3"/>
+            <w:tabs>
+              <w:tab w:val="right" w:leader="dot" w:pos="9962"/>
+            </w:tabs>
+            <w:rPr>
+              <w:rFonts w:asciiTheme="minorHAnsi" w:hAnsiTheme="minorHAnsi"/>
+              <w:noProof/>
+              <w:kern w:val="2"/>
+              <w:szCs w:val="24"/>
+              <w:lang w:eastAsia="fr-FR"/>
+              <w14:ligatures w14:val="standardContextual"/>
+            </w:rPr>
+          </w:pPr>
+          <w:hyperlink w:anchor="_Toc234317706" w:history="1">
+            <w:r>
+              <w:rPr>
+                <w:rStyle w:val="Lienhypertexte"/>
+                <w:noProof/>
+              </w:rPr>
+              <w:t>8.2 Tests prévus dans le cadre du projet</w:t>
+            </w:r>
+            <w:r>
+              <w:rPr>
+                <w:noProof/>
+                <w:webHidden/>
+              </w:rPr>
+              <w:tab/>
+            </w:r>
+            <w:r>
+              <w:rPr>
+                <w:noProof/>
+                <w:webHidden/>
+              </w:rPr>
+              <w:fldChar w:fldCharType="begin"/>
+            </w:r>
+            <w:r>
+              <w:rPr>
+                <w:noProof/>
+                <w:webHidden/>
+              </w:rPr>
+              <w:instrText xml:space="preserve"> PAGEREF _Toc234317706 \h </w:instrText>
+            </w:r>
+            <w:r>
+              <w:rPr>
+                <w:noProof/>
+                <w:webHidden/>
+              </w:rPr>
+            </w:r>
+            <w:r>
+              <w:rPr>
+                <w:noProof/>
+                <w:webHidden/>
+              </w:rPr>
+              <w:fldChar w:fldCharType="separate"/>
+            </w:r>
+            <w:r>
+              <w:rPr>
+                <w:noProof/>
+                <w:webHidden/>
+              </w:rPr>
+              <w:t>20</w:t>
+            </w:r>
+            <w:r>
+              <w:rPr>
+                <w:noProof/>
+                <w:webHidden/>
+              </w:rPr>
+              <w:fldChar w:fldCharType="end"/>
+            </w:r>
+          </w:hyperlink>
+        </w:p>
+        <w:p>
+          <w:pPr>
+            <w:pStyle w:val="TM3"/>
+            <w:tabs>
+              <w:tab w:val="right" w:leader="dot" w:pos="9962"/>
+            </w:tabs>
+            <w:rPr>
+              <w:rFonts w:asciiTheme="minorHAnsi" w:hAnsiTheme="minorHAnsi"/>
+              <w:noProof/>
+              <w:kern w:val="2"/>
+              <w:szCs w:val="24"/>
+              <w:lang w:eastAsia="fr-FR"/>
+              <w14:ligatures w14:val="standardContextual"/>
+            </w:rPr>
+          </w:pPr>
+          <w:hyperlink w:anchor="_Toc234317707" w:history="1">
+            <w:r>
+              <w:rPr>
+                <w:rStyle w:val="Lienhypertexte"/>
+                <w:noProof/>
+              </w:rPr>
+              <w:t>8.3 Exemple de test détaillé : restauration d’une sauvegarde</w:t>
+            </w:r>
+            <w:r>
+              <w:rPr>
+                <w:noProof/>
+                <w:webHidden/>
+              </w:rPr>
+              <w:tab/>
+            </w:r>
+            <w:r>
+              <w:rPr>
+                <w:noProof/>
+                <w:webHidden/>
+              </w:rPr>
+              <w:fldChar w:fldCharType="begin"/>
+            </w:r>
+            <w:r>
+              <w:rPr>
+                <w:noProof/>
+                <w:webHidden/>
+              </w:rPr>
+              <w:instrText xml:space="preserve"> PAGEREF _Toc234317707 \h </w:instrText>
+            </w:r>
+            <w:r>
+              <w:rPr>
+                <w:noProof/>
+                <w:webHidden/>
+              </w:rPr>
+            </w:r>
+            <w:r>
+              <w:rPr>
+                <w:noProof/>
+                <w:webHidden/>
+              </w:rPr>
+              <w:fldChar w:fldCharType="separate"/>
+            </w:r>
+            <w:r>
+              <w:rPr>
+                <w:noProof/>
+                <w:webHidden/>
+              </w:rPr>
+              <w:t>21</w:t>
             </w:r>
             <w:r>
               <w:rPr>
@@ -2007,13 +2664,13 @@
               <w14:ligatures w14:val="standardContextual"/>
             </w:rPr>
           </w:pPr>
-          <w:hyperlink w:anchor="_Toc234313119" w:history="1">
+          <w:hyperlink w:anchor="_Toc234317708" w:history="1">
             <w:r>
               <w:rPr>
                 <w:rStyle w:val="Lienhypertexte"/>
                 <w:noProof/>
               </w:rPr>
-              <w:t>5.2 Les différentes options</w:t>
+              <w:t>9. Livrables de fin de projet</w:t>
             </w:r>
             <w:r>
               <w:rPr>
@@ -2034,7 +2691,7 @@
                 <w:noProof/>
                 <w:webHidden/>
               </w:rPr>
-              <w:instrText xml:space="preserve"> PAGEREF _Toc234313119 \h </w:instrText>
+              <w:instrText xml:space="preserve"> PAGEREF _Toc234317708 \h </w:instrText>
             </w:r>
             <w:r>
               <w:rPr>
@@ -2054,153 +2711,7 @@
                 <w:noProof/>
                 <w:webHidden/>
               </w:rPr>
-              <w:t>16</w:t>
-            </w:r>
-            <w:r>
-              <w:rPr>
-                <w:noProof/>
-                <w:webHidden/>
-              </w:rPr>
-              <w:fldChar w:fldCharType="end"/>
-            </w:r>
-          </w:hyperlink>
-        </w:p>
-        <w:p>
-          <w:pPr>
-            <w:pStyle w:val="TM3"/>
-            <w:tabs>
-              <w:tab w:val="right" w:leader="dot" w:pos="9962"/>
-            </w:tabs>
-            <w:rPr>
-              <w:rFonts w:asciiTheme="minorHAnsi" w:hAnsiTheme="minorHAnsi"/>
-              <w:noProof/>
-              <w:kern w:val="2"/>
-              <w:szCs w:val="24"/>
-              <w:lang w:eastAsia="fr-FR"/>
-              <w14:ligatures w14:val="standardContextual"/>
-            </w:rPr>
-          </w:pPr>
-          <w:hyperlink w:anchor="_Toc234313120" w:history="1">
-            <w:r>
-              <w:rPr>
-                <w:rStyle w:val="Lienhypertexte"/>
-                <w:noProof/>
-              </w:rPr>
-              <w:t>5.2.1 Présentation des trois options proposées</w:t>
-            </w:r>
-            <w:r>
-              <w:rPr>
-                <w:noProof/>
-                <w:webHidden/>
-              </w:rPr>
-              <w:tab/>
-            </w:r>
-            <w:r>
-              <w:rPr>
-                <w:noProof/>
-                <w:webHidden/>
-              </w:rPr>
-              <w:fldChar w:fldCharType="begin"/>
-            </w:r>
-            <w:r>
-              <w:rPr>
-                <w:noProof/>
-                <w:webHidden/>
-              </w:rPr>
-              <w:instrText xml:space="preserve"> PAGEREF _Toc234313120 \h </w:instrText>
-            </w:r>
-            <w:r>
-              <w:rPr>
-                <w:noProof/>
-                <w:webHidden/>
-              </w:rPr>
-            </w:r>
-            <w:r>
-              <w:rPr>
-                <w:noProof/>
-                <w:webHidden/>
-              </w:rPr>
-              <w:fldChar w:fldCharType="separate"/>
-            </w:r>
-            <w:r>
-              <w:rPr>
-                <w:noProof/>
-                <w:webHidden/>
-              </w:rPr>
-              <w:t>16</w:t>
-            </w:r>
-            <w:r>
-              <w:rPr>
-                <w:noProof/>
-                <w:webHidden/>
-              </w:rPr>
-              <w:fldChar w:fldCharType="end"/>
-            </w:r>
-          </w:hyperlink>
-        </w:p>
-        <w:p>
-          <w:pPr>
-            <w:pStyle w:val="TM3"/>
-            <w:tabs>
-              <w:tab w:val="right" w:leader="dot" w:pos="9962"/>
-            </w:tabs>
-            <w:rPr>
-              <w:rFonts w:asciiTheme="minorHAnsi" w:hAnsiTheme="minorHAnsi"/>
-              <w:noProof/>
-              <w:kern w:val="2"/>
-              <w:szCs w:val="24"/>
-              <w:lang w:eastAsia="fr-FR"/>
-              <w14:ligatures w14:val="standardContextual"/>
-            </w:rPr>
-          </w:pPr>
-          <w:hyperlink w:anchor="_Toc234313121" w:history="1">
-            <w:r>
-              <w:rPr>
-                <w:rStyle w:val="Lienhypertexte"/>
-                <w:noProof/>
-              </w:rPr>
-              <w:t>5.2.2 Analyse comparative des options</w:t>
-            </w:r>
-            <w:r>
-              <w:rPr>
-                <w:noProof/>
-                <w:webHidden/>
-              </w:rPr>
-              <w:tab/>
-            </w:r>
-            <w:r>
-              <w:rPr>
-                <w:noProof/>
-                <w:webHidden/>
-              </w:rPr>
-              <w:fldChar w:fldCharType="begin"/>
-            </w:r>
-            <w:r>
-              <w:rPr>
-                <w:noProof/>
-                <w:webHidden/>
-              </w:rPr>
-              <w:instrText xml:space="preserve"> PAGEREF _Toc234313121 \h </w:instrText>
-            </w:r>
-            <w:r>
-              <w:rPr>
-                <w:noProof/>
-                <w:webHidden/>
-              </w:rPr>
-            </w:r>
-            <w:r>
-              <w:rPr>
-                <w:noProof/>
-                <w:webHidden/>
-              </w:rPr>
-              <w:fldChar w:fldCharType="separate"/>
-            </w:r>
-            <w:r>
-              <w:rPr>
-                <w:noProof/>
-                <w:webHidden/>
-              </w:rPr>
-              <w:t>17</w:t>
+              <w:t>22</w:t>
             </w:r>
             <w:r>
               <w:rPr>
@@ -2226,13 +2737,13 @@
               <w14:ligatures w14:val="standardContextual"/>
             </w:rPr>
           </w:pPr>
-          <w:hyperlink w:anchor="_Toc234313122" w:history="1">
+          <w:hyperlink w:anchor="_Toc234317709" w:history="1">
             <w:r>
               <w:rPr>
                 <w:rStyle w:val="Lienhypertexte"/>
                 <w:noProof/>
               </w:rPr>
-              <w:t>5.3 Décision retenue</w:t>
+              <w:t>10. Conclusion</w:t>
             </w:r>
             <w:r>
               <w:rPr>
@@ -2253,7 +2764,7 @@
                 <w:noProof/>
                 <w:webHidden/>
               </w:rPr>
-              <w:instrText xml:space="preserve"> PAGEREF _Toc234313122 \h </w:instrText>
+              <w:instrText xml:space="preserve"> PAGEREF _Toc234317709 \h </w:instrText>
             </w:r>
             <w:r>
               <w:rPr>
@@ -2273,80 +2784,7 @@
                 <w:noProof/>
                 <w:webHidden/>
               </w:rPr>
-              <w:t>17</w:t>
-            </w:r>
-            <w:r>
-              <w:rPr>
-                <w:noProof/>
-                <w:webHidden/>
-              </w:rPr>
-              <w:fldChar w:fldCharType="end"/>
-            </w:r>
-          </w:hyperlink>
-        </w:p>
-        <w:p>
-          <w:pPr>
-            <w:pStyle w:val="TM3"/>
-            <w:tabs>
-              <w:tab w:val="right" w:leader="dot" w:pos="9962"/>
-            </w:tabs>
-            <w:rPr>
-              <w:rFonts w:asciiTheme="minorHAnsi" w:hAnsiTheme="minorHAnsi"/>
-              <w:noProof/>
-              <w:kern w:val="2"/>
-              <w:szCs w:val="24"/>
-              <w:lang w:eastAsia="fr-FR"/>
-              <w14:ligatures w14:val="standardContextual"/>
-            </w:rPr>
-          </w:pPr>
-          <w:hyperlink w:anchor="_Toc234313123" w:history="1">
-            <w:r>
-              <w:rPr>
-                <w:rStyle w:val="Lienhypertexte"/>
-                <w:noProof/>
-              </w:rPr>
-              <w:t>7.1 Identification des besoins en compétences</w:t>
-            </w:r>
-            <w:r>
-              <w:rPr>
-                <w:noProof/>
-                <w:webHidden/>
-              </w:rPr>
-              <w:tab/>
-            </w:r>
-            <w:r>
-              <w:rPr>
-                <w:noProof/>
-                <w:webHidden/>
-              </w:rPr>
-              <w:fldChar w:fldCharType="begin"/>
-            </w:r>
-            <w:r>
-              <w:rPr>
-                <w:noProof/>
-                <w:webHidden/>
-              </w:rPr>
-              <w:instrText xml:space="preserve"> PAGEREF _Toc234313123 \h </w:instrText>
-            </w:r>
-            <w:r>
-              <w:rPr>
-                <w:noProof/>
-                <w:webHidden/>
-              </w:rPr>
-            </w:r>
-            <w:r>
-              <w:rPr>
-                <w:noProof/>
-                <w:webHidden/>
-              </w:rPr>
-              <w:fldChar w:fldCharType="separate"/>
-            </w:r>
-            <w:r>
-              <w:rPr>
-                <w:noProof/>
-                <w:webHidden/>
-              </w:rPr>
-              <w:t>18</w:t>
+              <w:t>23</w:t>
             </w:r>
             <w:r>
               <w:rPr>
@@ -2373,7 +2811,7 @@
       <w:pPr>
         <w:pStyle w:val="Titre1"/>
       </w:pPr>
-      <w:bookmarkStart w:id="0" w:name="_Toc234313094"/>
+      <w:bookmarkStart w:id="0" w:name="_Toc234317674"/>
       <w:r>
         <w:lastRenderedPageBreak/>
         <w:t>Introduction</w:t>
@@ -2417,7 +2855,7 @@
       <w:pPr>
         <w:pStyle w:val="Titre1"/>
       </w:pPr>
-      <w:bookmarkStart w:id="1" w:name="_Toc234313095"/>
+      <w:bookmarkStart w:id="1" w:name="_Toc234317675"/>
       <w:r>
         <w:lastRenderedPageBreak/>
         <w:t>2. Cadrage du projet informatique</w:t>
@@ -2434,7 +2872,7 @@
       <w:pPr>
         <w:pStyle w:val="Titre2"/>
       </w:pPr>
-      <w:bookmarkStart w:id="2" w:name="_Toc234313096"/>
+      <w:bookmarkStart w:id="2" w:name="_Toc234317676"/>
       <w:r>
         <w:t>2.1 Objectifs du projet</w:t>
       </w:r>
@@ -2612,7 +3050,7 @@
       <w:pPr>
         <w:pStyle w:val="Titre2"/>
       </w:pPr>
-      <w:bookmarkStart w:id="3" w:name="_Toc234313097"/>
+      <w:bookmarkStart w:id="3" w:name="_Toc234317677"/>
       <w:r>
         <w:lastRenderedPageBreak/>
         <w:t>2.2 Périmètre du projet</w:t>
@@ -2756,7 +3194,7 @@
       <w:pPr>
         <w:pStyle w:val="Titre2"/>
       </w:pPr>
-      <w:bookmarkStart w:id="4" w:name="_Toc234313098"/>
+      <w:bookmarkStart w:id="4" w:name="_Toc234317678"/>
       <w:r>
         <w:t>2.3 Parties prenantes du projet</w:t>
       </w:r>
@@ -2832,7 +3270,7 @@
       <w:pPr>
         <w:pStyle w:val="Titre2"/>
       </w:pPr>
-      <w:bookmarkStart w:id="5" w:name="_Toc234313099"/>
+      <w:bookmarkStart w:id="5" w:name="_Toc234317679"/>
       <w:r>
         <w:lastRenderedPageBreak/>
         <w:t>2.4 Contraintes du projet</w:t>
@@ -3017,7 +3455,7 @@
       <w:pPr>
         <w:pStyle w:val="Titre2"/>
       </w:pPr>
-      <w:bookmarkStart w:id="6" w:name="_Toc234313100"/>
+      <w:bookmarkStart w:id="6" w:name="_Toc234317680"/>
       <w:r>
         <w:t>2.5 Estimation des coûts et des charges</w:t>
       </w:r>
@@ -3027,7 +3465,7 @@
       <w:pPr>
         <w:pStyle w:val="Titre3"/>
       </w:pPr>
-      <w:bookmarkStart w:id="7" w:name="_Toc234313101"/>
+      <w:bookmarkStart w:id="7" w:name="_Toc234317681"/>
       <w:r>
         <w:t>2.5.1 Hypothèses de chiffrage</w:t>
       </w:r>
@@ -3109,7 +3547,7 @@
       <w:pPr>
         <w:pStyle w:val="Titre3"/>
       </w:pPr>
-      <w:bookmarkStart w:id="8" w:name="_Toc234313102"/>
+      <w:bookmarkStart w:id="8" w:name="_Toc234317682"/>
       <w:r>
         <w:t>2.5.2 Coûts liés à l’acquisition du matériel</w:t>
       </w:r>
@@ -3420,7 +3858,7 @@
       <w:pPr>
         <w:pStyle w:val="Titre3"/>
       </w:pPr>
-      <w:bookmarkStart w:id="9" w:name="_Toc234313103"/>
+      <w:bookmarkStart w:id="9" w:name="_Toc234317683"/>
       <w:r>
         <w:t>2.5.3 Coûts des prestations externes prévues</w:t>
       </w:r>
@@ -3656,7 +4094,7 @@
           <w:rFonts w:eastAsiaTheme="minorEastAsia"/>
         </w:rPr>
       </w:pPr>
-      <w:bookmarkStart w:id="10" w:name="_Toc234313104"/>
+      <w:bookmarkStart w:id="10" w:name="_Toc234317684"/>
       <w:r>
         <w:t>2.</w:t>
       </w:r>
@@ -3813,7 +4251,7 @@
       <w:pPr>
         <w:pStyle w:val="Titre1"/>
       </w:pPr>
-      <w:bookmarkStart w:id="11" w:name="_Toc234313105"/>
+      <w:bookmarkStart w:id="11" w:name="_Toc234317685"/>
       <w:r>
         <w:lastRenderedPageBreak/>
         <w:t xml:space="preserve">3. Organisation </w:t>
@@ -3830,7 +4268,7 @@
       <w:pPr>
         <w:pStyle w:val="Titre2"/>
       </w:pPr>
-      <w:bookmarkStart w:id="12" w:name="_Toc234313106"/>
+      <w:bookmarkStart w:id="12" w:name="_Toc234317686"/>
       <w:r>
         <w:t>3.1 Méthodologie de gestion de projet retenue</w:t>
       </w:r>
@@ -3914,7 +4352,7 @@
       <w:pPr>
         <w:pStyle w:val="Titre2"/>
       </w:pPr>
-      <w:bookmarkStart w:id="13" w:name="_Toc234313107"/>
+      <w:bookmarkStart w:id="13" w:name="_Toc234317687"/>
       <w:r>
         <w:t>3.</w:t>
       </w:r>
@@ -4165,7 +4603,7 @@
       <w:pPr>
         <w:pStyle w:val="Titre2"/>
       </w:pPr>
-      <w:bookmarkStart w:id="14" w:name="_Toc234313108"/>
+      <w:bookmarkStart w:id="14" w:name="_Toc234317688"/>
       <w:r>
         <w:t>3.5 Planning prévisionnel du projet</w:t>
       </w:r>
@@ -4428,8 +4866,13 @@
               <w:t>Chef de projet, Administrateur systèmes et réseaux, Utilisateurs référents</w:t>
             </w:r>
             <w:r>
-              <w:t>, Technicien support, Expert Secu</w:t>
-            </w:r>
+              <w:t xml:space="preserve">, Technicien support, Expert </w:t>
+            </w:r>
+            <w:proofErr w:type="spellStart"/>
+            <w:r>
+              <w:t>Secu</w:t>
+            </w:r>
+            <w:proofErr w:type="spellEnd"/>
           </w:p>
         </w:tc>
       </w:tr>
@@ -4498,7 +4941,7 @@
       <w:pPr>
         <w:pStyle w:val="Titre1"/>
       </w:pPr>
-      <w:bookmarkStart w:id="15" w:name="_Toc234313109"/>
+      <w:bookmarkStart w:id="15" w:name="_Toc234317689"/>
       <w:r>
         <w:lastRenderedPageBreak/>
         <w:t>4. Pilotage de l’équipe projet, communication et inclusion</w:t>
@@ -4509,7 +4952,7 @@
       <w:pPr>
         <w:pStyle w:val="Titre2"/>
       </w:pPr>
-      <w:bookmarkStart w:id="16" w:name="_Toc234313110"/>
+      <w:bookmarkStart w:id="16" w:name="_Toc234317690"/>
       <w:r>
         <w:t>4.1 Pilotage et animation de l’équipe projet</w:t>
       </w:r>
@@ -4608,7 +5051,7 @@
       <w:pPr>
         <w:pStyle w:val="Titre2"/>
       </w:pPr>
-      <w:bookmarkStart w:id="17" w:name="_Toc234313111"/>
+      <w:bookmarkStart w:id="17" w:name="_Toc234317691"/>
       <w:r>
         <w:t>4.</w:t>
       </w:r>
@@ -4696,7 +5139,7 @@
       <w:pPr>
         <w:pStyle w:val="Titre2"/>
       </w:pPr>
-      <w:bookmarkStart w:id="18" w:name="_Toc234313112"/>
+      <w:bookmarkStart w:id="18" w:name="_Toc234317692"/>
       <w:r>
         <w:lastRenderedPageBreak/>
         <w:t>4.</w:t>
@@ -4779,7 +5222,7 @@
       <w:pPr>
         <w:pStyle w:val="Titre2"/>
       </w:pPr>
-      <w:bookmarkStart w:id="19" w:name="_Toc234313113"/>
+      <w:bookmarkStart w:id="19" w:name="_Toc234317693"/>
       <w:r>
         <w:t>4</w:t>
       </w:r>
@@ -4796,11 +5239,6 @@
         <w:t>planification et de suivis de projet utilisée</w:t>
       </w:r>
       <w:bookmarkEnd w:id="19"/>
-    </w:p>
-    <w:p>
-      <w:r>
-        <w:t>Voir en annexe (pas sur de comment le faire)</w:t>
-      </w:r>
     </w:p>
     <w:p>
       <w:pPr>
@@ -4813,1163 +5251,6 @@
         </w:rPr>
       </w:pPr>
       <w:r>
-        <w:br w:type="page"/>
-      </w:r>
-    </w:p>
-    <w:p>
-      <w:pPr>
-        <w:pStyle w:val="Titre1"/>
-      </w:pPr>
-      <w:bookmarkStart w:id="20" w:name="_Toc234313117"/>
-      <w:r>
-        <w:lastRenderedPageBreak/>
-        <w:t>5</w:t>
-      </w:r>
-      <w:r>
-        <w:t>. Exemple d’arbitrage projet</w:t>
-      </w:r>
-      <w:bookmarkEnd w:id="20"/>
-    </w:p>
-    <w:p>
-      <w:r>
-        <w:t xml:space="preserve">Lors de la réalisation d’un projet come celui-ci, </w:t>
-      </w:r>
-      <w:r>
-        <w:t>des situations nécessitant un arbitrage peuvent apparaître afin de concilier les contraintes budgétaires, techniques et temporelles. Cette section présente un exemple concret d’arbitrage rencontré au cours du projet, illustrant la démarche de prise de décision mise en œuvre.</w:t>
-      </w:r>
-    </w:p>
-    <w:p>
-      <w:pPr>
-        <w:pStyle w:val="Titre2"/>
-      </w:pPr>
-      <w:bookmarkStart w:id="21" w:name="_Toc234313118"/>
-      <w:r>
-        <w:t>5</w:t>
-      </w:r>
-      <w:r>
-        <w:t>.1 Contexte de l’arbitrage</w:t>
-      </w:r>
-      <w:bookmarkEnd w:id="21"/>
-    </w:p>
-    <w:p>
-      <w:r>
-        <w:t>Lors de la phase de mise en place de l’infrastructure et de configuration de la sécurité, une question s’est posée concernant le niveau d’accompagnement externe nécessaire pour sécuriser l’architecture déployée. Le projet prévoyait initialement une intervention ponctuelle d’un prestataire externe pour un audit de sécurité en fin de projet.</w:t>
-      </w:r>
-    </w:p>
-    <w:p>
-      <w:r>
-        <w:t xml:space="preserve">Cependant, au cours du déploiement, la complexité de certains mécanismes de sécurité (segmentation réseau, durcissement des serveurs, configuration du PRA/PCA) a mis en évidence un </w:t>
-      </w:r>
-      <w:r>
-        <w:t>risque</w:t>
-      </w:r>
-      <w:r>
-        <w:t xml:space="preserve"> sur la qualité et les délais de mise en œuvre si l’ensemble des actions était réalisé exclusivement en interne.</w:t>
-      </w:r>
-    </w:p>
-    <w:p>
-      <w:pPr>
-        <w:pStyle w:val="Titre2"/>
-      </w:pPr>
-      <w:bookmarkStart w:id="22" w:name="_Toc234313119"/>
-      <w:r>
-        <w:t>5</w:t>
-      </w:r>
-      <w:r>
-        <w:t xml:space="preserve">.2 </w:t>
-      </w:r>
-      <w:r>
-        <w:t>Les différentes options</w:t>
-      </w:r>
-      <w:bookmarkEnd w:id="22"/>
-    </w:p>
-    <w:p>
-      <w:pPr>
-        <w:pStyle w:val="Titre3"/>
-      </w:pPr>
-      <w:bookmarkStart w:id="23" w:name="_Toc234313120"/>
-      <w:r>
-        <w:t>5.2.1 Présentation des trois options proposées</w:t>
-      </w:r>
-      <w:bookmarkEnd w:id="23"/>
-    </w:p>
-    <w:p>
-      <w:r>
-        <w:t>Trois options ont été étudiées par le chef de projet en concertation avec l’équipe technique et la direction.</w:t>
-      </w:r>
-    </w:p>
-    <w:p>
-      <w:pPr>
-        <w:rPr>
-          <w:b/>
-          <w:bCs/>
-        </w:rPr>
-      </w:pPr>
-      <w:r>
-        <w:rPr>
-          <w:b/>
-          <w:bCs/>
-        </w:rPr>
-        <w:t>Option 1 : Réalisation complète en interne</w:t>
-      </w:r>
-    </w:p>
-    <w:p>
-      <w:pPr>
-        <w:numPr>
-          <w:ilvl w:val="0"/>
-          <w:numId w:val="18"/>
-        </w:numPr>
-      </w:pPr>
-      <w:r>
-        <w:t xml:space="preserve">Aucun recours supplémentaire à un prestataire externe. </w:t>
-      </w:r>
-    </w:p>
-    <w:p>
-      <w:pPr>
-        <w:numPr>
-          <w:ilvl w:val="0"/>
-          <w:numId w:val="18"/>
-        </w:numPr>
-      </w:pPr>
-      <w:r>
-        <w:t xml:space="preserve">Respect strict du budget initial. </w:t>
-      </w:r>
-    </w:p>
-    <w:p>
-      <w:pPr>
-        <w:numPr>
-          <w:ilvl w:val="0"/>
-          <w:numId w:val="18"/>
-        </w:numPr>
-      </w:pPr>
-      <w:r>
-        <w:t xml:space="preserve">Risque accru d’erreurs de configuration. </w:t>
-      </w:r>
-    </w:p>
-    <w:p>
-      <w:pPr>
-        <w:numPr>
-          <w:ilvl w:val="0"/>
-          <w:numId w:val="18"/>
-        </w:numPr>
-      </w:pPr>
-      <w:r>
-        <w:t xml:space="preserve">Allongement possible de la phase de tests. </w:t>
-      </w:r>
-    </w:p>
-    <w:p>
-      <w:pPr>
-        <w:rPr>
-          <w:b/>
-          <w:bCs/>
-        </w:rPr>
-      </w:pPr>
-      <w:r>
-        <w:rPr>
-          <w:b/>
-          <w:bCs/>
-        </w:rPr>
-        <w:t>Option 2 : Intervention ponctuelle d’un prestataire externe</w:t>
-      </w:r>
-    </w:p>
-    <w:p>
-      <w:pPr>
-        <w:numPr>
-          <w:ilvl w:val="0"/>
-          <w:numId w:val="19"/>
-        </w:numPr>
-      </w:pPr>
-      <w:r>
-        <w:t xml:space="preserve">Mobilisation d’un prestataire spécialisé pour une revue de sécurité et un audit ciblé. </w:t>
-      </w:r>
-    </w:p>
-    <w:p>
-      <w:pPr>
-        <w:numPr>
-          <w:ilvl w:val="0"/>
-          <w:numId w:val="19"/>
-        </w:numPr>
-      </w:pPr>
-      <w:r>
-        <w:t xml:space="preserve">Coût supplémentaire maîtrisé. </w:t>
-      </w:r>
-    </w:p>
-    <w:p>
-      <w:pPr>
-        <w:numPr>
-          <w:ilvl w:val="0"/>
-          <w:numId w:val="19"/>
-        </w:numPr>
-      </w:pPr>
-      <w:r>
-        <w:t xml:space="preserve">Sécurisation des choix techniques. </w:t>
-      </w:r>
-    </w:p>
-    <w:p>
-      <w:pPr>
-        <w:numPr>
-          <w:ilvl w:val="0"/>
-          <w:numId w:val="19"/>
-        </w:numPr>
-      </w:pPr>
-      <w:r>
-        <w:t xml:space="preserve">Réduction des risques avant la mise en production. </w:t>
-      </w:r>
-    </w:p>
-    <w:p>
-      <w:pPr>
-        <w:rPr>
-          <w:b/>
-          <w:bCs/>
-        </w:rPr>
-      </w:pPr>
-      <w:r>
-        <w:rPr>
-          <w:b/>
-          <w:bCs/>
-        </w:rPr>
-        <w:lastRenderedPageBreak/>
-        <w:t>Option 3 : Externalisation de la sécurité</w:t>
-      </w:r>
-    </w:p>
-    <w:p>
-      <w:pPr>
-        <w:numPr>
-          <w:ilvl w:val="0"/>
-          <w:numId w:val="20"/>
-        </w:numPr>
-      </w:pPr>
-      <w:r>
-        <w:t xml:space="preserve">Délégation complète de la configuration sécurité à un prestataire. </w:t>
-      </w:r>
-    </w:p>
-    <w:p>
-      <w:pPr>
-        <w:numPr>
-          <w:ilvl w:val="0"/>
-          <w:numId w:val="20"/>
-        </w:numPr>
-      </w:pPr>
-      <w:r>
-        <w:t xml:space="preserve">Coût élevé. </w:t>
-      </w:r>
-    </w:p>
-    <w:p>
-      <w:pPr>
-        <w:numPr>
-          <w:ilvl w:val="0"/>
-          <w:numId w:val="20"/>
-        </w:numPr>
-      </w:pPr>
-      <w:r>
-        <w:t xml:space="preserve">Perte de maîtrise technique en interne. </w:t>
-      </w:r>
-    </w:p>
-    <w:p>
-      <w:pPr>
-        <w:numPr>
-          <w:ilvl w:val="0"/>
-          <w:numId w:val="20"/>
-        </w:numPr>
-      </w:pPr>
-      <w:r>
-        <w:t>Dépendance accrue vis-à-vis d’un acteur externe.</w:t>
-      </w:r>
-    </w:p>
-    <w:p>
-      <w:pPr>
-        <w:pStyle w:val="Titre3"/>
-      </w:pPr>
-      <w:bookmarkStart w:id="24" w:name="_Toc234313121"/>
-      <w:r>
-        <w:t>5</w:t>
-      </w:r>
-      <w:r>
-        <w:t>.</w:t>
-      </w:r>
-      <w:r>
-        <w:t>2.2</w:t>
-      </w:r>
-      <w:r>
-        <w:t xml:space="preserve"> Analyse comparative des options</w:t>
-      </w:r>
-      <w:bookmarkEnd w:id="24"/>
-    </w:p>
-    <w:p/>
-    <w:tbl>
-      <w:tblPr>
-        <w:tblW w:w="0" w:type="auto"/>
-        <w:tblCellSpacing w:w="15" w:type="dxa"/>
-        <w:tblCellMar>
-          <w:top w:w="15" w:type="dxa"/>
-          <w:left w:w="15" w:type="dxa"/>
-          <w:bottom w:w="15" w:type="dxa"/>
-          <w:right w:w="15" w:type="dxa"/>
-        </w:tblCellMar>
-        <w:tblLook w:val="04A0" w:firstRow="1" w:lastRow="0" w:firstColumn="1" w:lastColumn="0" w:noHBand="0" w:noVBand="1"/>
-      </w:tblPr>
-      <w:tblGrid>
-        <w:gridCol w:w="1822"/>
-        <w:gridCol w:w="1887"/>
-        <w:gridCol w:w="3187"/>
-        <w:gridCol w:w="2667"/>
-      </w:tblGrid>
-      <w:tr>
-        <w:trPr>
-          <w:tblHeader/>
-          <w:tblCellSpacing w:w="15" w:type="dxa"/>
-        </w:trPr>
-        <w:tc>
-          <w:tcPr>
-            <w:tcW w:w="0" w:type="auto"/>
-            <w:vAlign w:val="center"/>
-            <w:hideMark/>
-          </w:tcPr>
-          <w:p>
-            <w:pPr>
-              <w:rPr>
-                <w:b/>
-                <w:bCs/>
-              </w:rPr>
-            </w:pPr>
-            <w:r>
-              <w:rPr>
-                <w:b/>
-                <w:bCs/>
-              </w:rPr>
-              <w:t>Critères</w:t>
-            </w:r>
-          </w:p>
-        </w:tc>
-        <w:tc>
-          <w:tcPr>
-            <w:tcW w:w="0" w:type="auto"/>
-            <w:vAlign w:val="center"/>
-            <w:hideMark/>
-          </w:tcPr>
-          <w:p>
-            <w:pPr>
-              <w:rPr>
-                <w:b/>
-                <w:bCs/>
-              </w:rPr>
-            </w:pPr>
-            <w:r>
-              <w:rPr>
-                <w:b/>
-                <w:bCs/>
-              </w:rPr>
-              <w:t>Option 1 – Interne</w:t>
-            </w:r>
-          </w:p>
-        </w:tc>
-        <w:tc>
-          <w:tcPr>
-            <w:tcW w:w="0" w:type="auto"/>
-            <w:vAlign w:val="center"/>
-            <w:hideMark/>
-          </w:tcPr>
-          <w:p>
-            <w:pPr>
-              <w:rPr>
-                <w:b/>
-                <w:bCs/>
-              </w:rPr>
-            </w:pPr>
-            <w:r>
-              <w:rPr>
-                <w:b/>
-                <w:bCs/>
-              </w:rPr>
-              <w:t>Option 2 – Prestataire ponctuel</w:t>
-            </w:r>
-          </w:p>
-        </w:tc>
-        <w:tc>
-          <w:tcPr>
-            <w:tcW w:w="0" w:type="auto"/>
-            <w:vAlign w:val="center"/>
-            <w:hideMark/>
-          </w:tcPr>
-          <w:p>
-            <w:pPr>
-              <w:rPr>
-                <w:b/>
-                <w:bCs/>
-              </w:rPr>
-            </w:pPr>
-            <w:r>
-              <w:rPr>
-                <w:b/>
-                <w:bCs/>
-              </w:rPr>
-              <w:t>Option 3 – Externalisation</w:t>
-            </w:r>
-          </w:p>
-        </w:tc>
-      </w:tr>
-      <w:tr>
-        <w:trPr>
-          <w:tblCellSpacing w:w="15" w:type="dxa"/>
-        </w:trPr>
-        <w:tc>
-          <w:tcPr>
-            <w:tcW w:w="0" w:type="auto"/>
-            <w:vAlign w:val="center"/>
-            <w:hideMark/>
-          </w:tcPr>
-          <w:p>
-            <w:r>
-              <w:t>Coût</w:t>
-            </w:r>
-          </w:p>
-        </w:tc>
-        <w:tc>
-          <w:tcPr>
-            <w:tcW w:w="0" w:type="auto"/>
-            <w:vAlign w:val="center"/>
-            <w:hideMark/>
-          </w:tcPr>
-          <w:p>
-            <w:r>
-              <w:t>Faible</w:t>
-            </w:r>
-          </w:p>
-        </w:tc>
-        <w:tc>
-          <w:tcPr>
-            <w:tcW w:w="0" w:type="auto"/>
-            <w:vAlign w:val="center"/>
-            <w:hideMark/>
-          </w:tcPr>
-          <w:p>
-            <w:r>
-              <w:t>Modéré</w:t>
-            </w:r>
-          </w:p>
-        </w:tc>
-        <w:tc>
-          <w:tcPr>
-            <w:tcW w:w="0" w:type="auto"/>
-            <w:vAlign w:val="center"/>
-            <w:hideMark/>
-          </w:tcPr>
-          <w:p>
-            <w:r>
-              <w:t>Élevé</w:t>
-            </w:r>
-          </w:p>
-        </w:tc>
-      </w:tr>
-      <w:tr>
-        <w:trPr>
-          <w:tblCellSpacing w:w="15" w:type="dxa"/>
-        </w:trPr>
-        <w:tc>
-          <w:tcPr>
-            <w:tcW w:w="0" w:type="auto"/>
-            <w:vAlign w:val="center"/>
-            <w:hideMark/>
-          </w:tcPr>
-          <w:p>
-            <w:r>
-              <w:t>Délais</w:t>
-            </w:r>
-          </w:p>
-        </w:tc>
-        <w:tc>
-          <w:tcPr>
-            <w:tcW w:w="0" w:type="auto"/>
-            <w:vAlign w:val="center"/>
-            <w:hideMark/>
-          </w:tcPr>
-          <w:p>
-            <w:r>
-              <w:t>Risque de retard</w:t>
-            </w:r>
-          </w:p>
-        </w:tc>
-        <w:tc>
-          <w:tcPr>
-            <w:tcW w:w="0" w:type="auto"/>
-            <w:vAlign w:val="center"/>
-            <w:hideMark/>
-          </w:tcPr>
-          <w:p>
-            <w:r>
-              <w:t>Maîtrisés</w:t>
-            </w:r>
-          </w:p>
-        </w:tc>
-        <w:tc>
-          <w:tcPr>
-            <w:tcW w:w="0" w:type="auto"/>
-            <w:vAlign w:val="center"/>
-            <w:hideMark/>
-          </w:tcPr>
-          <w:p>
-            <w:r>
-              <w:t>Maîtrisés</w:t>
-            </w:r>
-          </w:p>
-        </w:tc>
-      </w:tr>
-      <w:tr>
-        <w:trPr>
-          <w:tblCellSpacing w:w="15" w:type="dxa"/>
-        </w:trPr>
-        <w:tc>
-          <w:tcPr>
-            <w:tcW w:w="0" w:type="auto"/>
-            <w:vAlign w:val="center"/>
-            <w:hideMark/>
-          </w:tcPr>
-          <w:p>
-            <w:r>
-              <w:t>Qualité technique</w:t>
-            </w:r>
-          </w:p>
-        </w:tc>
-        <w:tc>
-          <w:tcPr>
-            <w:tcW w:w="0" w:type="auto"/>
-            <w:vAlign w:val="center"/>
-            <w:hideMark/>
-          </w:tcPr>
-          <w:p>
-            <w:r>
-              <w:t>Moyenne</w:t>
-            </w:r>
-          </w:p>
-        </w:tc>
-        <w:tc>
-          <w:tcPr>
-            <w:tcW w:w="0" w:type="auto"/>
-            <w:vAlign w:val="center"/>
-            <w:hideMark/>
-          </w:tcPr>
-          <w:p>
-            <w:r>
-              <w:t>Élevée</w:t>
-            </w:r>
-          </w:p>
-        </w:tc>
-        <w:tc>
-          <w:tcPr>
-            <w:tcW w:w="0" w:type="auto"/>
-            <w:vAlign w:val="center"/>
-            <w:hideMark/>
-          </w:tcPr>
-          <w:p>
-            <w:r>
-              <w:t>Élevée</w:t>
-            </w:r>
-          </w:p>
-        </w:tc>
-      </w:tr>
-      <w:tr>
-        <w:trPr>
-          <w:tblCellSpacing w:w="15" w:type="dxa"/>
-        </w:trPr>
-        <w:tc>
-          <w:tcPr>
-            <w:tcW w:w="0" w:type="auto"/>
-            <w:vAlign w:val="center"/>
-            <w:hideMark/>
-          </w:tcPr>
-          <w:p>
-            <w:r>
-              <w:t>Maîtrise interne</w:t>
-            </w:r>
-          </w:p>
-        </w:tc>
-        <w:tc>
-          <w:tcPr>
-            <w:tcW w:w="0" w:type="auto"/>
-            <w:vAlign w:val="center"/>
-            <w:hideMark/>
-          </w:tcPr>
-          <w:p>
-            <w:r>
-              <w:t>Totale</w:t>
-            </w:r>
-          </w:p>
-        </w:tc>
-        <w:tc>
-          <w:tcPr>
-            <w:tcW w:w="0" w:type="auto"/>
-            <w:vAlign w:val="center"/>
-            <w:hideMark/>
-          </w:tcPr>
-          <w:p>
-            <w:r>
-              <w:t>Conservée</w:t>
-            </w:r>
-          </w:p>
-        </w:tc>
-        <w:tc>
-          <w:tcPr>
-            <w:tcW w:w="0" w:type="auto"/>
-            <w:vAlign w:val="center"/>
-            <w:hideMark/>
-          </w:tcPr>
-          <w:p>
-            <w:r>
-              <w:t>Faible</w:t>
-            </w:r>
-          </w:p>
-        </w:tc>
-      </w:tr>
-      <w:tr>
-        <w:trPr>
-          <w:tblCellSpacing w:w="15" w:type="dxa"/>
-        </w:trPr>
-        <w:tc>
-          <w:tcPr>
-            <w:tcW w:w="0" w:type="auto"/>
-            <w:vAlign w:val="center"/>
-            <w:hideMark/>
-          </w:tcPr>
-          <w:p>
-            <w:r>
-              <w:t>Qualité</w:t>
-            </w:r>
-          </w:p>
-        </w:tc>
-        <w:tc>
-          <w:tcPr>
-            <w:tcW w:w="0" w:type="auto"/>
-            <w:vAlign w:val="center"/>
-            <w:hideMark/>
-          </w:tcPr>
-          <w:p>
-            <w:r>
-              <w:t>Faible</w:t>
-            </w:r>
-          </w:p>
-        </w:tc>
-        <w:tc>
-          <w:tcPr>
-            <w:tcW w:w="0" w:type="auto"/>
-            <w:vAlign w:val="center"/>
-            <w:hideMark/>
-          </w:tcPr>
-          <w:p>
-            <w:r>
-              <w:t>Moyen</w:t>
-            </w:r>
-          </w:p>
-        </w:tc>
-        <w:tc>
-          <w:tcPr>
-            <w:tcW w:w="0" w:type="auto"/>
-            <w:vAlign w:val="center"/>
-            <w:hideMark/>
-          </w:tcPr>
-          <w:p>
-            <w:r>
-              <w:t>Élevée</w:t>
-            </w:r>
-          </w:p>
-        </w:tc>
-      </w:tr>
-    </w:tbl>
-    <w:p>
-      <w:pPr>
-        <w:pStyle w:val="Titre2"/>
-      </w:pPr>
-      <w:bookmarkStart w:id="25" w:name="_Toc234313122"/>
-      <w:r>
-        <w:t>5</w:t>
-      </w:r>
-      <w:r>
-        <w:t>.</w:t>
-      </w:r>
-      <w:r>
-        <w:t>3</w:t>
-      </w:r>
-      <w:r>
-        <w:t xml:space="preserve"> Décision retenue</w:t>
-      </w:r>
-      <w:bookmarkEnd w:id="25"/>
-    </w:p>
-    <w:p>
-      <w:pPr>
-        <w:ind w:left="708"/>
-      </w:pPr>
-      <w:r>
-        <w:t xml:space="preserve">Au regard de l’analyse réalisée, </w:t>
-      </w:r>
-      <w:r>
-        <w:rPr>
-          <w:b/>
-          <w:bCs/>
-        </w:rPr>
-        <w:t>l’option 2</w:t>
-      </w:r>
-      <w:r>
-        <w:t xml:space="preserve"> a été retenue. Elle permet de trouver un équilibre entre maîtrise des coûts, qualité technique et respect des délais. Le recours ponctuel à un prestataire externe pour un audit de sécurité permet de sécuriser la mise en production tout en </w:t>
-      </w:r>
-      <w:r>
-        <w:t>évitant un dépassement de budget</w:t>
-      </w:r>
-      <w:r>
-        <w:t xml:space="preserve"> et</w:t>
-      </w:r>
-      <w:r>
-        <w:t xml:space="preserve"> la </w:t>
-      </w:r>
-      <w:r>
-        <w:t xml:space="preserve">conservation </w:t>
-      </w:r>
-      <w:r>
-        <w:t>des</w:t>
-      </w:r>
-      <w:r>
-        <w:t xml:space="preserve"> compétences en interne.</w:t>
-      </w:r>
-    </w:p>
-    <w:p>
-      <w:r>
-        <w:t>Cette décision a été validée par la direction lors d’un comité de pilotage, en s’appuyant sur l’enveloppe budgétaire prévue pour les prestations externes.</w:t>
-      </w:r>
-      <w:r>
-        <w:br w:type="page"/>
-      </w:r>
-      <w:r>
-        <w:rPr>
-          <w:rStyle w:val="Titre2Car"/>
-        </w:rPr>
-        <w:lastRenderedPageBreak/>
-        <w:t xml:space="preserve">7. Plan de </w:t>
-      </w:r>
-      <w:r>
-        <w:rPr>
-          <w:rStyle w:val="Titre2Car"/>
-        </w:rPr>
-        <w:t>montée en</w:t>
-      </w:r>
-      <w:r>
-        <w:rPr>
-          <w:rStyle w:val="Titre2Car"/>
-        </w:rPr>
-        <w:t xml:space="preserve"> compétences</w:t>
-      </w:r>
-    </w:p>
-    <w:p>
-      <w:r>
-        <w:t>Dans le cadre du projet de modernisation du système d’information, l</w:t>
-      </w:r>
-      <w:r>
-        <w:t xml:space="preserve">a montée en </w:t>
-      </w:r>
-      <w:r>
-        <w:t xml:space="preserve">compétences des membres de l’équipe constitue un enjeu important. En effet, l’introduction de nouvelles technologies </w:t>
-      </w:r>
-      <w:r>
-        <w:t>qui viennent en complément ou en remplacement des anciennes nécessite de présenter et former les équipes concerner à leur utilisation.</w:t>
-      </w:r>
-    </w:p>
-    <w:p>
-      <w:r>
-        <w:t>Ce plan vise à identifier les besoins en formation, à proposer des actions adaptées et à accompagner les équipes dans l’acquisition des compétences nécessaires.</w:t>
-      </w:r>
-    </w:p>
-    <w:p>
-      <w:pPr>
-        <w:pStyle w:val="Titre3"/>
-      </w:pPr>
-      <w:bookmarkStart w:id="26" w:name="_Toc234313123"/>
-      <w:r>
-        <w:t>7.1 Identification des besoins en compétences</w:t>
-      </w:r>
-      <w:bookmarkEnd w:id="26"/>
-    </w:p>
-    <w:p>
-      <w:r>
-        <w:t>Le projet s’appuie sur des technologies open source et des pratiques techniques spécifiques (virtualisation, sécurité, supervision, PRA/PCA). Une analyse des compétences existantes a permis d’identifier plusieurs axes d’amélioration.</w:t>
-      </w:r>
-    </w:p>
-    <w:p>
-      <w:r>
-        <w:t>Les principaux besoins identifiés sont :</w:t>
-      </w:r>
-    </w:p>
-    <w:p>
-      <w:pPr>
-        <w:numPr>
-          <w:ilvl w:val="0"/>
-          <w:numId w:val="21"/>
-        </w:numPr>
-      </w:pPr>
-      <w:r>
-        <w:t>Maîtrise</w:t>
-      </w:r>
-      <w:r>
-        <w:t xml:space="preserve"> </w:t>
-      </w:r>
-      <w:r>
-        <w:t>de la solution de virtualisation</w:t>
-      </w:r>
-      <w:r>
-        <w:t>,</w:t>
-      </w:r>
-    </w:p>
-    <w:p>
-      <w:pPr>
-        <w:numPr>
-          <w:ilvl w:val="0"/>
-          <w:numId w:val="21"/>
-        </w:numPr>
-      </w:pPr>
-      <w:r>
-        <w:t>Renforcement</w:t>
-      </w:r>
-      <w:r>
-        <w:t xml:space="preserve"> des compétences</w:t>
-      </w:r>
-      <w:r>
-        <w:t xml:space="preserve"> et bonne pratique en matière de</w:t>
-      </w:r>
-      <w:r>
-        <w:t xml:space="preserve"> cybersécurité,</w:t>
-      </w:r>
-    </w:p>
-    <w:p>
-      <w:pPr>
-        <w:numPr>
-          <w:ilvl w:val="0"/>
-          <w:numId w:val="21"/>
-        </w:numPr>
-      </w:pPr>
-      <w:r>
-        <w:t>Mise</w:t>
-      </w:r>
-      <w:r>
-        <w:t xml:space="preserve"> en œuvre de stratégies de sauvegarde et de reprise d’activité,</w:t>
-      </w:r>
-    </w:p>
-    <w:p>
-      <w:pPr>
-        <w:numPr>
-          <w:ilvl w:val="0"/>
-          <w:numId w:val="21"/>
-        </w:numPr>
-      </w:pPr>
-      <w:r>
-        <w:t>Utilisation</w:t>
-      </w:r>
-      <w:r>
-        <w:t xml:space="preserve"> </w:t>
-      </w:r>
-      <w:r>
-        <w:t xml:space="preserve">des nouveaux </w:t>
-      </w:r>
-      <w:r>
-        <w:t>outils de supervision,</w:t>
-      </w:r>
-    </w:p>
-    <w:p>
-      <w:pPr>
-        <w:numPr>
-          <w:ilvl w:val="0"/>
-          <w:numId w:val="21"/>
-        </w:numPr>
-      </w:pPr>
-      <w:r>
-        <w:t>Bonnes</w:t>
-      </w:r>
-      <w:r>
-        <w:t xml:space="preserve"> pratiques d’administration système et réseau.</w:t>
-      </w:r>
-    </w:p>
-    <w:p>
-      <w:r>
-        <w:t>Cette identification permet d’adapter les actions de formation en fonction des besoins réels du projet.</w:t>
-      </w:r>
-    </w:p>
-    <w:p>
-      <w:pPr>
-        <w:pStyle w:val="Titre3"/>
-      </w:pPr>
-      <w:r>
-        <w:t>7.2 Actions de formation mises en place</w:t>
-      </w:r>
-    </w:p>
-    <w:p>
-      <w:r>
-        <w:t>Afin de répondre aux besoins identifiés, plusieurs actions de formation sont prévues :</w:t>
-      </w:r>
-    </w:p>
-    <w:p>
-      <w:pPr>
-        <w:numPr>
-          <w:ilvl w:val="0"/>
-          <w:numId w:val="22"/>
-        </w:numPr>
-      </w:pPr>
-      <w:r>
-        <w:rPr>
-          <w:b/>
-          <w:bCs/>
-        </w:rPr>
-        <w:t>Auto</w:t>
-      </w:r>
-      <w:r>
-        <w:rPr>
-          <w:b/>
-          <w:bCs/>
-        </w:rPr>
-        <w:t>-formation</w:t>
-      </w:r>
-      <w:r>
-        <w:t xml:space="preserve"> à travers de la documentation technique et des tutoriels,</w:t>
-      </w:r>
-    </w:p>
-    <w:p>
-      <w:pPr>
-        <w:numPr>
-          <w:ilvl w:val="0"/>
-          <w:numId w:val="22"/>
-        </w:numPr>
-      </w:pPr>
-      <w:r>
-        <w:rPr>
-          <w:b/>
-          <w:bCs/>
-        </w:rPr>
-        <w:t>Mise</w:t>
-      </w:r>
-      <w:r>
-        <w:rPr>
-          <w:b/>
-          <w:bCs/>
-        </w:rPr>
-        <w:t xml:space="preserve"> en situation pratique</w:t>
-      </w:r>
-      <w:r>
-        <w:t xml:space="preserve"> lors des phases de déploiement,</w:t>
-      </w:r>
-    </w:p>
-    <w:p>
-      <w:pPr>
-        <w:numPr>
-          <w:ilvl w:val="0"/>
-          <w:numId w:val="22"/>
-        </w:numPr>
-      </w:pPr>
-      <w:r>
-        <w:rPr>
-          <w:b/>
-          <w:bCs/>
-        </w:rPr>
-        <w:t>Partage</w:t>
-      </w:r>
-      <w:r>
-        <w:rPr>
-          <w:b/>
-          <w:bCs/>
-        </w:rPr>
-        <w:t xml:space="preserve"> de connaissances</w:t>
-      </w:r>
-      <w:r>
-        <w:t xml:space="preserve"> entre les membres de l’équipe,</w:t>
-      </w:r>
-    </w:p>
-    <w:p>
-      <w:pPr>
-        <w:numPr>
-          <w:ilvl w:val="0"/>
-          <w:numId w:val="22"/>
-        </w:numPr>
-      </w:pPr>
-      <w:r>
-        <w:rPr>
-          <w:b/>
-          <w:bCs/>
-        </w:rPr>
-        <w:t>Accompagnement</w:t>
-      </w:r>
-      <w:r>
-        <w:rPr>
-          <w:b/>
-          <w:bCs/>
-        </w:rPr>
-        <w:t xml:space="preserve"> ponctuel par un prestataire externe</w:t>
-      </w:r>
-      <w:r>
-        <w:t>, notamment sur les aspects sécurité.</w:t>
-      </w:r>
-    </w:p>
-    <w:p>
-      <w:r>
-        <w:t>Ces actions permettent une montée en compétences progressive et directement liée aux besoins opérationnels du projet.</w:t>
-      </w:r>
-    </w:p>
-    <w:p/>
-    <w:p/>
-    <w:p>
-      <w:pPr>
-        <w:pStyle w:val="Titre3"/>
-      </w:pPr>
-      <w:r>
-        <w:lastRenderedPageBreak/>
-        <w:t>7.3 Répartition des compétences dans l’équipe</w:t>
-      </w:r>
-    </w:p>
-    <w:p>
-      <w:r>
-        <w:t>Le développement des compétences s’appuie également sur une répartition claire des rôles et des domaines d’expertise :</w:t>
-      </w:r>
-    </w:p>
-    <w:p>
-      <w:pPr>
-        <w:numPr>
-          <w:ilvl w:val="0"/>
-          <w:numId w:val="23"/>
-        </w:numPr>
-      </w:pPr>
-      <w:r>
-        <w:t>L’administrateur</w:t>
-      </w:r>
-      <w:r>
-        <w:t xml:space="preserve"> systèmes et réseaux développe ses compétences sur l’infrastructure et la virtualisation,</w:t>
-      </w:r>
-    </w:p>
-    <w:p>
-      <w:pPr>
-        <w:numPr>
-          <w:ilvl w:val="0"/>
-          <w:numId w:val="23"/>
-        </w:numPr>
-      </w:pPr>
-      <w:r>
-        <w:t>Le</w:t>
-      </w:r>
-      <w:r>
-        <w:t xml:space="preserve"> référent sécurité se spécialise dans les aspects liés à la sécurisation du système d’information,</w:t>
-      </w:r>
-    </w:p>
-    <w:p>
-      <w:pPr>
-        <w:numPr>
-          <w:ilvl w:val="0"/>
-          <w:numId w:val="23"/>
-        </w:numPr>
-      </w:pPr>
-      <w:r>
-        <w:t>Le</w:t>
-      </w:r>
-      <w:r>
-        <w:t xml:space="preserve"> chef de projet renforce ses compétences en pilotage, coordination et gestion des risques.</w:t>
-      </w:r>
-    </w:p>
-    <w:p>
-      <w:r>
-        <w:t>Cette organisation favorise la complémentarité des profils et l’efficacité globale de l’équipe</w:t>
-      </w:r>
-      <w:r>
-        <w:t>, au vu de l’équipe réduite qui gère l’exploitation du projet, la supervision seras assurer par l’ensemble des personnels.</w:t>
-      </w:r>
-    </w:p>
-    <w:p>
-      <w:pPr>
-        <w:pStyle w:val="Titre3"/>
-      </w:pPr>
-      <w:r>
-        <w:t>7.4 Suivi et évaluation des compétences</w:t>
-      </w:r>
-    </w:p>
-    <w:p>
-      <w:r>
-        <w:t>Un suivi régulier est mis en place afin d’évaluer la progression des membres de l’équipe. Ce suivi repose sur :</w:t>
-      </w:r>
-    </w:p>
-    <w:p>
-      <w:pPr>
-        <w:numPr>
-          <w:ilvl w:val="0"/>
-          <w:numId w:val="24"/>
-        </w:numPr>
-      </w:pPr>
-      <w:r>
-        <w:t>Des</w:t>
-      </w:r>
-      <w:r>
-        <w:t xml:space="preserve"> échanges réguliers entre le chef de projet et les membres de l’équipe,</w:t>
-      </w:r>
-    </w:p>
-    <w:p>
-      <w:pPr>
-        <w:numPr>
-          <w:ilvl w:val="0"/>
-          <w:numId w:val="24"/>
-        </w:numPr>
-      </w:pPr>
-      <w:r>
-        <w:t>L’observation</w:t>
-      </w:r>
-      <w:r>
-        <w:t xml:space="preserve"> des compétences mobilisées lors des différentes phases du projet,</w:t>
-      </w:r>
-    </w:p>
-    <w:p>
-      <w:pPr>
-        <w:numPr>
-          <w:ilvl w:val="0"/>
-          <w:numId w:val="24"/>
-        </w:numPr>
-      </w:pPr>
-      <w:r>
-        <w:t>La</w:t>
-      </w:r>
-      <w:r>
-        <w:t xml:space="preserve"> capacité des membres à réaliser les tâches de manière autonome.</w:t>
-      </w:r>
-    </w:p>
-    <w:p>
-      <w:r>
-        <w:t>Ce dispositif permet d’ajuster les actions de formation si nécessaire et de s’assurer que les compétences acquises répondent aux besoins du projet.</w:t>
-      </w:r>
-      <w:r>
-        <w:br w:type="page"/>
-      </w:r>
-    </w:p>
-    <w:p>
-      <w:pPr>
-        <w:rPr>
-          <w:rStyle w:val="Titre2Car"/>
-        </w:rPr>
-      </w:pPr>
-      <w:r>
-        <w:rPr>
-          <w:rStyle w:val="Titre2Car"/>
-        </w:rPr>
-        <w:lastRenderedPageBreak/>
-        <w:br w:type="page"/>
-      </w:r>
-    </w:p>
-    <w:p>
-      <w:r>
-        <w:rPr>
-          <w:rStyle w:val="Titre2Car"/>
-        </w:rPr>
-        <w:lastRenderedPageBreak/>
-        <w:t>Annexe :</w:t>
-      </w:r>
-      <w:r>
-        <w:rPr>
-          <w:rStyle w:val="Titre2Car"/>
-        </w:rPr>
-        <w:br/>
-      </w:r>
-      <w:r>
-        <w:rPr>
-          <w:rStyle w:val="Titre2Car"/>
-        </w:rPr>
-        <w:br/>
-      </w:r>
-      <w:r>
         <w:t>Matrice RACI</w:t>
       </w:r>
     </w:p>
@@ -5979,7 +5260,7 @@
           <w:noProof/>
         </w:rPr>
         <w:drawing>
-          <wp:inline distT="0" distB="0" distL="0" distR="0" wp14:anchorId="0CCB29BC" wp14:editId="690CC166">
+          <wp:inline distT="0" distB="0" distL="0" distR="0" wp14:anchorId="6A06CBE2" wp14:editId="21C88D1F">
             <wp:extent cx="5486400" cy="3085465"/>
             <wp:effectExtent l="0" t="0" r="0" b="635"/>
             <wp:docPr id="1813660896" name="Image 2" descr="Une image contenant texte, capture d’écran, nombre, Police&#10;&#10;Le contenu généré par l’IA peut être incorrect."/>
@@ -6038,8 +5319,9 @@
         <w:rPr>
           <w:noProof/>
         </w:rPr>
+        <w:lastRenderedPageBreak/>
         <w:drawing>
-          <wp:inline distT="0" distB="0" distL="0" distR="0" wp14:anchorId="2964576C" wp14:editId="097A9D42">
+          <wp:inline distT="0" distB="0" distL="0" distR="0" wp14:anchorId="25DAA6F2" wp14:editId="50434CBB">
             <wp:extent cx="5478145" cy="2425065"/>
             <wp:effectExtent l="0" t="0" r="8255" b="0"/>
             <wp:docPr id="1704445705" name="Image 1"/>
@@ -6267,7 +5549,6 @@
           </w:tcPr>
           <w:p>
             <w:r>
-              <w:lastRenderedPageBreak/>
               <w:t>ARCHI</w:t>
             </w:r>
           </w:p>
@@ -6654,6 +5935,7 @@
     <w:p/>
     <w:p>
       <w:r>
+        <w:lastRenderedPageBreak/>
         <w:t>Trello de l’équipe</w:t>
       </w:r>
     </w:p>
@@ -6664,7 +5946,7 @@
           <w14:ligatures w14:val="standardContextual"/>
         </w:rPr>
         <w:drawing>
-          <wp:inline distT="0" distB="0" distL="0" distR="0" wp14:anchorId="3FEFAA58" wp14:editId="6866C2BD">
+          <wp:inline distT="0" distB="0" distL="0" distR="0" wp14:anchorId="40E39254" wp14:editId="757165AC">
             <wp:extent cx="5486400" cy="2303145"/>
             <wp:effectExtent l="0" t="0" r="0" b="1905"/>
             <wp:docPr id="2084191791" name="Image 1" descr="Une image contenant texte, capture d’écran, Logiciel multimédia, logiciel&#10;&#10;Le contenu généré par l’IA peut être incorrect."/>
@@ -6699,8 +5981,2161 @@
           </wp:inline>
         </w:drawing>
       </w:r>
+      <w:r>
+        <w:br w:type="page"/>
+      </w:r>
+    </w:p>
+    <w:p>
+      <w:pPr>
+        <w:pStyle w:val="Titre1"/>
+      </w:pPr>
+      <w:bookmarkStart w:id="20" w:name="_Toc234317694"/>
+      <w:r>
+        <w:lastRenderedPageBreak/>
+        <w:t>5</w:t>
+      </w:r>
+      <w:r>
+        <w:t>. Exemple d’arbitrage projet</w:t>
+      </w:r>
+      <w:bookmarkEnd w:id="20"/>
+    </w:p>
+    <w:p>
+      <w:r>
+        <w:t xml:space="preserve">Lors de la réalisation d’un projet come celui-ci, </w:t>
+      </w:r>
+      <w:r>
+        <w:t>des situations nécessitant un arbitrage peuvent apparaître afin de concilier les contraintes budgétaires, techniques et temporelles. Cette section présente un exemple concret d’arbitrage rencontré au cours du projet, illustrant la démarche de prise de décision mise en œuvre.</w:t>
+      </w:r>
+    </w:p>
+    <w:p>
+      <w:pPr>
+        <w:pStyle w:val="Titre2"/>
+      </w:pPr>
+      <w:bookmarkStart w:id="21" w:name="_Toc234317695"/>
+      <w:r>
+        <w:t>5</w:t>
+      </w:r>
+      <w:r>
+        <w:t>.1 Contexte de l’arbitrage</w:t>
+      </w:r>
+      <w:bookmarkEnd w:id="21"/>
+    </w:p>
+    <w:p>
+      <w:r>
+        <w:t>Lors de la phase de mise en place de l’infrastructure et de configuration de la sécurité, une question s’est posée concernant le niveau d’accompagnement externe nécessaire pour sécuriser l’architecture déployée. Le projet prévoyait initialement une intervention ponctuelle d’un prestataire externe pour un audit de sécurité en fin de projet.</w:t>
+      </w:r>
+    </w:p>
+    <w:p>
+      <w:r>
+        <w:t xml:space="preserve">Cependant, au cours du déploiement, la complexité de certains mécanismes de sécurité (segmentation réseau, durcissement des serveurs, configuration du PRA/PCA) a mis en évidence un </w:t>
+      </w:r>
+      <w:r>
+        <w:t>risque</w:t>
+      </w:r>
+      <w:r>
+        <w:t xml:space="preserve"> sur la qualité et les délais de mise en œuvre si l’ensemble des actions était réalisé exclusivement en interne.</w:t>
+      </w:r>
+    </w:p>
+    <w:p>
+      <w:pPr>
+        <w:pStyle w:val="Titre2"/>
+      </w:pPr>
+      <w:bookmarkStart w:id="22" w:name="_Toc234317696"/>
+      <w:r>
+        <w:t>5</w:t>
+      </w:r>
+      <w:r>
+        <w:t xml:space="preserve">.2 </w:t>
+      </w:r>
+      <w:r>
+        <w:t>Les différentes options</w:t>
+      </w:r>
+      <w:bookmarkEnd w:id="22"/>
+    </w:p>
+    <w:p>
+      <w:pPr>
+        <w:pStyle w:val="Titre3"/>
+      </w:pPr>
+      <w:bookmarkStart w:id="23" w:name="_Toc234317697"/>
+      <w:r>
+        <w:t>5.2.1 Présentation des trois options proposées</w:t>
+      </w:r>
+      <w:bookmarkEnd w:id="23"/>
+    </w:p>
+    <w:p>
+      <w:r>
+        <w:t>Trois options ont été étudiées par le chef de projet en concertation avec l’équipe technique et la direction.</w:t>
+      </w:r>
+    </w:p>
+    <w:p>
+      <w:pPr>
+        <w:rPr>
+          <w:b/>
+          <w:bCs/>
+        </w:rPr>
+      </w:pPr>
+      <w:r>
+        <w:rPr>
+          <w:b/>
+          <w:bCs/>
+        </w:rPr>
+        <w:t>Option 1 : Réalisation complète en interne</w:t>
+      </w:r>
+    </w:p>
+    <w:p>
+      <w:pPr>
+        <w:numPr>
+          <w:ilvl w:val="0"/>
+          <w:numId w:val="18"/>
+        </w:numPr>
+      </w:pPr>
+      <w:r>
+        <w:t xml:space="preserve">Aucun recours supplémentaire à un prestataire externe. </w:t>
+      </w:r>
+    </w:p>
+    <w:p>
+      <w:pPr>
+        <w:numPr>
+          <w:ilvl w:val="0"/>
+          <w:numId w:val="18"/>
+        </w:numPr>
+      </w:pPr>
+      <w:r>
+        <w:t xml:space="preserve">Respect strict du budget initial. </w:t>
+      </w:r>
+    </w:p>
+    <w:p>
+      <w:pPr>
+        <w:numPr>
+          <w:ilvl w:val="0"/>
+          <w:numId w:val="18"/>
+        </w:numPr>
+      </w:pPr>
+      <w:r>
+        <w:t xml:space="preserve">Risque accru d’erreurs de configuration. </w:t>
+      </w:r>
+    </w:p>
+    <w:p>
+      <w:pPr>
+        <w:numPr>
+          <w:ilvl w:val="0"/>
+          <w:numId w:val="18"/>
+        </w:numPr>
+      </w:pPr>
+      <w:r>
+        <w:t xml:space="preserve">Allongement possible de la phase de tests. </w:t>
+      </w:r>
+    </w:p>
+    <w:p>
+      <w:pPr>
+        <w:rPr>
+          <w:b/>
+          <w:bCs/>
+        </w:rPr>
+      </w:pPr>
+      <w:r>
+        <w:rPr>
+          <w:b/>
+          <w:bCs/>
+        </w:rPr>
+        <w:t>Option 2 : Intervention ponctuelle d’un prestataire externe</w:t>
+      </w:r>
+    </w:p>
+    <w:p>
+      <w:pPr>
+        <w:numPr>
+          <w:ilvl w:val="0"/>
+          <w:numId w:val="19"/>
+        </w:numPr>
+      </w:pPr>
+      <w:r>
+        <w:t xml:space="preserve">Mobilisation d’un prestataire spécialisé pour une revue de sécurité et un audit ciblé. </w:t>
+      </w:r>
+    </w:p>
+    <w:p>
+      <w:pPr>
+        <w:numPr>
+          <w:ilvl w:val="0"/>
+          <w:numId w:val="19"/>
+        </w:numPr>
+      </w:pPr>
+      <w:r>
+        <w:t xml:space="preserve">Coût supplémentaire maîtrisé. </w:t>
+      </w:r>
+    </w:p>
+    <w:p>
+      <w:pPr>
+        <w:numPr>
+          <w:ilvl w:val="0"/>
+          <w:numId w:val="19"/>
+        </w:numPr>
+      </w:pPr>
+      <w:r>
+        <w:t xml:space="preserve">Sécurisation des choix techniques. </w:t>
+      </w:r>
+    </w:p>
+    <w:p>
+      <w:pPr>
+        <w:numPr>
+          <w:ilvl w:val="0"/>
+          <w:numId w:val="19"/>
+        </w:numPr>
+      </w:pPr>
+      <w:r>
+        <w:t xml:space="preserve">Réduction des risques avant la mise en production. </w:t>
+      </w:r>
+    </w:p>
+    <w:p>
+      <w:pPr>
+        <w:rPr>
+          <w:b/>
+          <w:bCs/>
+        </w:rPr>
+      </w:pPr>
+      <w:r>
+        <w:rPr>
+          <w:b/>
+          <w:bCs/>
+        </w:rPr>
+        <w:lastRenderedPageBreak/>
+        <w:t>Option 3 : Externalisation de la sécurité</w:t>
+      </w:r>
+    </w:p>
+    <w:p>
+      <w:pPr>
+        <w:numPr>
+          <w:ilvl w:val="0"/>
+          <w:numId w:val="20"/>
+        </w:numPr>
+      </w:pPr>
+      <w:r>
+        <w:t xml:space="preserve">Délégation complète de la configuration sécurité à un prestataire. </w:t>
+      </w:r>
+    </w:p>
+    <w:p>
+      <w:pPr>
+        <w:numPr>
+          <w:ilvl w:val="0"/>
+          <w:numId w:val="20"/>
+        </w:numPr>
+      </w:pPr>
+      <w:r>
+        <w:t xml:space="preserve">Coût élevé. </w:t>
+      </w:r>
+    </w:p>
+    <w:p>
+      <w:pPr>
+        <w:numPr>
+          <w:ilvl w:val="0"/>
+          <w:numId w:val="20"/>
+        </w:numPr>
+      </w:pPr>
+      <w:r>
+        <w:t xml:space="preserve">Perte de maîtrise technique en interne. </w:t>
+      </w:r>
+    </w:p>
+    <w:p>
+      <w:pPr>
+        <w:numPr>
+          <w:ilvl w:val="0"/>
+          <w:numId w:val="20"/>
+        </w:numPr>
+      </w:pPr>
+      <w:r>
+        <w:t>Dépendance accrue vis-à-vis d’un acteur externe.</w:t>
+      </w:r>
+    </w:p>
+    <w:p>
+      <w:pPr>
+        <w:pStyle w:val="Titre3"/>
+      </w:pPr>
+      <w:bookmarkStart w:id="24" w:name="_Toc234317698"/>
+      <w:r>
+        <w:t>5</w:t>
+      </w:r>
+      <w:r>
+        <w:t>.</w:t>
+      </w:r>
+      <w:r>
+        <w:t>2.2</w:t>
+      </w:r>
+      <w:r>
+        <w:t xml:space="preserve"> Analyse comparative des options</w:t>
+      </w:r>
+      <w:bookmarkEnd w:id="24"/>
     </w:p>
     <w:p/>
+    <w:tbl>
+      <w:tblPr>
+        <w:tblW w:w="0" w:type="auto"/>
+        <w:tblCellSpacing w:w="15" w:type="dxa"/>
+        <w:tblCellMar>
+          <w:top w:w="15" w:type="dxa"/>
+          <w:left w:w="15" w:type="dxa"/>
+          <w:bottom w:w="15" w:type="dxa"/>
+          <w:right w:w="15" w:type="dxa"/>
+        </w:tblCellMar>
+        <w:tblLook w:val="04A0" w:firstRow="1" w:lastRow="0" w:firstColumn="1" w:lastColumn="0" w:noHBand="0" w:noVBand="1"/>
+      </w:tblPr>
+      <w:tblGrid>
+        <w:gridCol w:w="1822"/>
+        <w:gridCol w:w="1887"/>
+        <w:gridCol w:w="3187"/>
+        <w:gridCol w:w="2667"/>
+      </w:tblGrid>
+      <w:tr>
+        <w:trPr>
+          <w:tblHeader/>
+          <w:tblCellSpacing w:w="15" w:type="dxa"/>
+        </w:trPr>
+        <w:tc>
+          <w:tcPr>
+            <w:tcW w:w="0" w:type="auto"/>
+            <w:vAlign w:val="center"/>
+            <w:hideMark/>
+          </w:tcPr>
+          <w:p>
+            <w:pPr>
+              <w:rPr>
+                <w:b/>
+                <w:bCs/>
+              </w:rPr>
+            </w:pPr>
+            <w:r>
+              <w:rPr>
+                <w:b/>
+                <w:bCs/>
+              </w:rPr>
+              <w:t>Critères</w:t>
+            </w:r>
+          </w:p>
+        </w:tc>
+        <w:tc>
+          <w:tcPr>
+            <w:tcW w:w="0" w:type="auto"/>
+            <w:vAlign w:val="center"/>
+            <w:hideMark/>
+          </w:tcPr>
+          <w:p>
+            <w:pPr>
+              <w:rPr>
+                <w:b/>
+                <w:bCs/>
+              </w:rPr>
+            </w:pPr>
+            <w:r>
+              <w:rPr>
+                <w:b/>
+                <w:bCs/>
+              </w:rPr>
+              <w:t>Option 1 – Interne</w:t>
+            </w:r>
+          </w:p>
+        </w:tc>
+        <w:tc>
+          <w:tcPr>
+            <w:tcW w:w="0" w:type="auto"/>
+            <w:vAlign w:val="center"/>
+            <w:hideMark/>
+          </w:tcPr>
+          <w:p>
+            <w:pPr>
+              <w:rPr>
+                <w:b/>
+                <w:bCs/>
+              </w:rPr>
+            </w:pPr>
+            <w:r>
+              <w:rPr>
+                <w:b/>
+                <w:bCs/>
+              </w:rPr>
+              <w:t>Option 2 – Prestataire ponctuel</w:t>
+            </w:r>
+          </w:p>
+        </w:tc>
+        <w:tc>
+          <w:tcPr>
+            <w:tcW w:w="0" w:type="auto"/>
+            <w:vAlign w:val="center"/>
+            <w:hideMark/>
+          </w:tcPr>
+          <w:p>
+            <w:pPr>
+              <w:rPr>
+                <w:b/>
+                <w:bCs/>
+              </w:rPr>
+            </w:pPr>
+            <w:r>
+              <w:rPr>
+                <w:b/>
+                <w:bCs/>
+              </w:rPr>
+              <w:t>Option 3 – Externalisation</w:t>
+            </w:r>
+          </w:p>
+        </w:tc>
+      </w:tr>
+      <w:tr>
+        <w:trPr>
+          <w:tblCellSpacing w:w="15" w:type="dxa"/>
+        </w:trPr>
+        <w:tc>
+          <w:tcPr>
+            <w:tcW w:w="0" w:type="auto"/>
+            <w:vAlign w:val="center"/>
+            <w:hideMark/>
+          </w:tcPr>
+          <w:p>
+            <w:r>
+              <w:t>Coût</w:t>
+            </w:r>
+          </w:p>
+        </w:tc>
+        <w:tc>
+          <w:tcPr>
+            <w:tcW w:w="0" w:type="auto"/>
+            <w:vAlign w:val="center"/>
+            <w:hideMark/>
+          </w:tcPr>
+          <w:p>
+            <w:r>
+              <w:t>Faible</w:t>
+            </w:r>
+          </w:p>
+        </w:tc>
+        <w:tc>
+          <w:tcPr>
+            <w:tcW w:w="0" w:type="auto"/>
+            <w:vAlign w:val="center"/>
+            <w:hideMark/>
+          </w:tcPr>
+          <w:p>
+            <w:r>
+              <w:t>Modéré</w:t>
+            </w:r>
+          </w:p>
+        </w:tc>
+        <w:tc>
+          <w:tcPr>
+            <w:tcW w:w="0" w:type="auto"/>
+            <w:vAlign w:val="center"/>
+            <w:hideMark/>
+          </w:tcPr>
+          <w:p>
+            <w:r>
+              <w:t>Élevé</w:t>
+            </w:r>
+          </w:p>
+        </w:tc>
+      </w:tr>
+      <w:tr>
+        <w:trPr>
+          <w:tblCellSpacing w:w="15" w:type="dxa"/>
+        </w:trPr>
+        <w:tc>
+          <w:tcPr>
+            <w:tcW w:w="0" w:type="auto"/>
+            <w:vAlign w:val="center"/>
+            <w:hideMark/>
+          </w:tcPr>
+          <w:p>
+            <w:r>
+              <w:t>Délais</w:t>
+            </w:r>
+          </w:p>
+        </w:tc>
+        <w:tc>
+          <w:tcPr>
+            <w:tcW w:w="0" w:type="auto"/>
+            <w:vAlign w:val="center"/>
+            <w:hideMark/>
+          </w:tcPr>
+          <w:p>
+            <w:r>
+              <w:t>Risque de retard</w:t>
+            </w:r>
+          </w:p>
+        </w:tc>
+        <w:tc>
+          <w:tcPr>
+            <w:tcW w:w="0" w:type="auto"/>
+            <w:vAlign w:val="center"/>
+            <w:hideMark/>
+          </w:tcPr>
+          <w:p>
+            <w:r>
+              <w:t>Maîtrisés</w:t>
+            </w:r>
+          </w:p>
+        </w:tc>
+        <w:tc>
+          <w:tcPr>
+            <w:tcW w:w="0" w:type="auto"/>
+            <w:vAlign w:val="center"/>
+            <w:hideMark/>
+          </w:tcPr>
+          <w:p>
+            <w:r>
+              <w:t>Maîtrisés</w:t>
+            </w:r>
+          </w:p>
+        </w:tc>
+      </w:tr>
+      <w:tr>
+        <w:trPr>
+          <w:tblCellSpacing w:w="15" w:type="dxa"/>
+        </w:trPr>
+        <w:tc>
+          <w:tcPr>
+            <w:tcW w:w="0" w:type="auto"/>
+            <w:vAlign w:val="center"/>
+            <w:hideMark/>
+          </w:tcPr>
+          <w:p>
+            <w:r>
+              <w:t>Qualité technique</w:t>
+            </w:r>
+          </w:p>
+        </w:tc>
+        <w:tc>
+          <w:tcPr>
+            <w:tcW w:w="0" w:type="auto"/>
+            <w:vAlign w:val="center"/>
+            <w:hideMark/>
+          </w:tcPr>
+          <w:p>
+            <w:r>
+              <w:t>Moyenne</w:t>
+            </w:r>
+          </w:p>
+        </w:tc>
+        <w:tc>
+          <w:tcPr>
+            <w:tcW w:w="0" w:type="auto"/>
+            <w:vAlign w:val="center"/>
+            <w:hideMark/>
+          </w:tcPr>
+          <w:p>
+            <w:r>
+              <w:t>Élevée</w:t>
+            </w:r>
+          </w:p>
+        </w:tc>
+        <w:tc>
+          <w:tcPr>
+            <w:tcW w:w="0" w:type="auto"/>
+            <w:vAlign w:val="center"/>
+            <w:hideMark/>
+          </w:tcPr>
+          <w:p>
+            <w:r>
+              <w:t>Élevée</w:t>
+            </w:r>
+          </w:p>
+        </w:tc>
+      </w:tr>
+      <w:tr>
+        <w:trPr>
+          <w:tblCellSpacing w:w="15" w:type="dxa"/>
+        </w:trPr>
+        <w:tc>
+          <w:tcPr>
+            <w:tcW w:w="0" w:type="auto"/>
+            <w:vAlign w:val="center"/>
+            <w:hideMark/>
+          </w:tcPr>
+          <w:p>
+            <w:r>
+              <w:t>Maîtrise interne</w:t>
+            </w:r>
+          </w:p>
+        </w:tc>
+        <w:tc>
+          <w:tcPr>
+            <w:tcW w:w="0" w:type="auto"/>
+            <w:vAlign w:val="center"/>
+            <w:hideMark/>
+          </w:tcPr>
+          <w:p>
+            <w:r>
+              <w:t>Totale</w:t>
+            </w:r>
+          </w:p>
+        </w:tc>
+        <w:tc>
+          <w:tcPr>
+            <w:tcW w:w="0" w:type="auto"/>
+            <w:vAlign w:val="center"/>
+            <w:hideMark/>
+          </w:tcPr>
+          <w:p>
+            <w:r>
+              <w:t>Conservée</w:t>
+            </w:r>
+          </w:p>
+        </w:tc>
+        <w:tc>
+          <w:tcPr>
+            <w:tcW w:w="0" w:type="auto"/>
+            <w:vAlign w:val="center"/>
+            <w:hideMark/>
+          </w:tcPr>
+          <w:p>
+            <w:r>
+              <w:t>Faible</w:t>
+            </w:r>
+          </w:p>
+        </w:tc>
+      </w:tr>
+      <w:tr>
+        <w:trPr>
+          <w:tblCellSpacing w:w="15" w:type="dxa"/>
+        </w:trPr>
+        <w:tc>
+          <w:tcPr>
+            <w:tcW w:w="0" w:type="auto"/>
+            <w:vAlign w:val="center"/>
+            <w:hideMark/>
+          </w:tcPr>
+          <w:p>
+            <w:r>
+              <w:t>Qualité</w:t>
+            </w:r>
+          </w:p>
+        </w:tc>
+        <w:tc>
+          <w:tcPr>
+            <w:tcW w:w="0" w:type="auto"/>
+            <w:vAlign w:val="center"/>
+            <w:hideMark/>
+          </w:tcPr>
+          <w:p>
+            <w:r>
+              <w:t>Faible</w:t>
+            </w:r>
+          </w:p>
+        </w:tc>
+        <w:tc>
+          <w:tcPr>
+            <w:tcW w:w="0" w:type="auto"/>
+            <w:vAlign w:val="center"/>
+            <w:hideMark/>
+          </w:tcPr>
+          <w:p>
+            <w:r>
+              <w:t>Moyen</w:t>
+            </w:r>
+          </w:p>
+        </w:tc>
+        <w:tc>
+          <w:tcPr>
+            <w:tcW w:w="0" w:type="auto"/>
+            <w:vAlign w:val="center"/>
+            <w:hideMark/>
+          </w:tcPr>
+          <w:p>
+            <w:r>
+              <w:t>Élevée</w:t>
+            </w:r>
+          </w:p>
+        </w:tc>
+      </w:tr>
+    </w:tbl>
+    <w:p>
+      <w:pPr>
+        <w:pStyle w:val="Titre2"/>
+      </w:pPr>
+      <w:bookmarkStart w:id="25" w:name="_Toc234317699"/>
+      <w:r>
+        <w:t>5</w:t>
+      </w:r>
+      <w:r>
+        <w:t>.</w:t>
+      </w:r>
+      <w:r>
+        <w:t>3</w:t>
+      </w:r>
+      <w:r>
+        <w:t xml:space="preserve"> Décision retenue</w:t>
+      </w:r>
+      <w:bookmarkEnd w:id="25"/>
+    </w:p>
+    <w:p>
+      <w:pPr>
+        <w:ind w:left="708"/>
+      </w:pPr>
+      <w:r>
+        <w:t xml:space="preserve">Au regard de l’analyse réalisée, </w:t>
+      </w:r>
+      <w:r>
+        <w:rPr>
+          <w:b/>
+          <w:bCs/>
+        </w:rPr>
+        <w:t>l’option 2</w:t>
+      </w:r>
+      <w:r>
+        <w:t xml:space="preserve"> a été retenue. Elle permet de trouver un équilibre entre maîtrise des coûts, qualité technique et respect des délais. Le recours ponctuel à un prestataire externe pour un audit de sécurité permet de sécuriser la mise en production tout en </w:t>
+      </w:r>
+      <w:r>
+        <w:t>évitant un dépassement de budget</w:t>
+      </w:r>
+      <w:r>
+        <w:t xml:space="preserve"> et</w:t>
+      </w:r>
+      <w:r>
+        <w:t xml:space="preserve"> la </w:t>
+      </w:r>
+      <w:r>
+        <w:t xml:space="preserve">conservation </w:t>
+      </w:r>
+      <w:r>
+        <w:t>des</w:t>
+      </w:r>
+      <w:r>
+        <w:t xml:space="preserve"> compétences en interne.</w:t>
+      </w:r>
+    </w:p>
+    <w:p>
+      <w:r>
+        <w:t>Cette décision a été validée par la direction lors d’un comité de pilotage, en s’appuyant sur l’enveloppe budgétaire prévue pour les prestations externes.</w:t>
+      </w:r>
+      <w:r>
+        <w:br w:type="page"/>
+      </w:r>
+      <w:r>
+        <w:rPr>
+          <w:rStyle w:val="Titre2Car"/>
+        </w:rPr>
+        <w:lastRenderedPageBreak/>
+        <w:t xml:space="preserve">7. Plan de </w:t>
+      </w:r>
+      <w:r>
+        <w:rPr>
+          <w:rStyle w:val="Titre2Car"/>
+        </w:rPr>
+        <w:t>montée en</w:t>
+      </w:r>
+      <w:r>
+        <w:rPr>
+          <w:rStyle w:val="Titre2Car"/>
+        </w:rPr>
+        <w:t xml:space="preserve"> compétences</w:t>
+      </w:r>
+    </w:p>
+    <w:p>
+      <w:r>
+        <w:t>Dans le cadre du projet de modernisation du système d’information, l</w:t>
+      </w:r>
+      <w:r>
+        <w:t xml:space="preserve">a montée en </w:t>
+      </w:r>
+      <w:r>
+        <w:t xml:space="preserve">compétences des membres de l’équipe constitue un enjeu important. En effet, l’introduction de nouvelles technologies </w:t>
+      </w:r>
+      <w:r>
+        <w:t>qui viennent en complément ou en remplacement des anciennes nécessite de présenter et former les équipes concerner à leur utilisation.</w:t>
+      </w:r>
+    </w:p>
+    <w:p>
+      <w:r>
+        <w:t>Ce plan vise à identifier les besoins en formation, à proposer des actions adaptées et à accompagner les équipes dans l’acquisition des compétences nécessaires.</w:t>
+      </w:r>
+    </w:p>
+    <w:p>
+      <w:pPr>
+        <w:pStyle w:val="Titre3"/>
+      </w:pPr>
+      <w:bookmarkStart w:id="26" w:name="_Toc234317700"/>
+      <w:r>
+        <w:t>7.1 Identification des besoins en compétences</w:t>
+      </w:r>
+      <w:bookmarkEnd w:id="26"/>
+    </w:p>
+    <w:p>
+      <w:r>
+        <w:t>Le projet s’appuie sur des technologies open source et des pratiques techniques spécifiques (virtualisation, sécurité, supervision, PRA/PCA). Une analyse des compétences existantes a permis d’identifier plusieurs axes d’amélioration.</w:t>
+      </w:r>
+    </w:p>
+    <w:p>
+      <w:r>
+        <w:t>Les principaux besoins identifiés sont :</w:t>
+      </w:r>
+    </w:p>
+    <w:p>
+      <w:pPr>
+        <w:numPr>
+          <w:ilvl w:val="0"/>
+          <w:numId w:val="21"/>
+        </w:numPr>
+      </w:pPr>
+      <w:r>
+        <w:t>Maîtrise</w:t>
+      </w:r>
+      <w:r>
+        <w:t xml:space="preserve"> </w:t>
+      </w:r>
+      <w:r>
+        <w:t>de la solution de virtualisation</w:t>
+      </w:r>
+      <w:r>
+        <w:t>,</w:t>
+      </w:r>
+    </w:p>
+    <w:p>
+      <w:pPr>
+        <w:numPr>
+          <w:ilvl w:val="0"/>
+          <w:numId w:val="21"/>
+        </w:numPr>
+      </w:pPr>
+      <w:r>
+        <w:t>Renforcement</w:t>
+      </w:r>
+      <w:r>
+        <w:t xml:space="preserve"> des compétences</w:t>
+      </w:r>
+      <w:r>
+        <w:t xml:space="preserve"> et bonne pratique en matière de</w:t>
+      </w:r>
+      <w:r>
+        <w:t xml:space="preserve"> cybersécurité,</w:t>
+      </w:r>
+    </w:p>
+    <w:p>
+      <w:pPr>
+        <w:numPr>
+          <w:ilvl w:val="0"/>
+          <w:numId w:val="21"/>
+        </w:numPr>
+      </w:pPr>
+      <w:r>
+        <w:t>Mise</w:t>
+      </w:r>
+      <w:r>
+        <w:t xml:space="preserve"> en œuvre de stratégies de sauvegarde et de reprise d’activité,</w:t>
+      </w:r>
+    </w:p>
+    <w:p>
+      <w:pPr>
+        <w:numPr>
+          <w:ilvl w:val="0"/>
+          <w:numId w:val="21"/>
+        </w:numPr>
+      </w:pPr>
+      <w:r>
+        <w:t>Utilisation</w:t>
+      </w:r>
+      <w:r>
+        <w:t xml:space="preserve"> </w:t>
+      </w:r>
+      <w:r>
+        <w:t xml:space="preserve">des nouveaux </w:t>
+      </w:r>
+      <w:r>
+        <w:t>outils de supervision,</w:t>
+      </w:r>
+    </w:p>
+    <w:p>
+      <w:pPr>
+        <w:numPr>
+          <w:ilvl w:val="0"/>
+          <w:numId w:val="21"/>
+        </w:numPr>
+      </w:pPr>
+      <w:r>
+        <w:t>Bonnes</w:t>
+      </w:r>
+      <w:r>
+        <w:t xml:space="preserve"> pratiques d’administration système et réseau.</w:t>
+      </w:r>
+    </w:p>
+    <w:p>
+      <w:r>
+        <w:t>Cette identification permet d’adapter les actions de formation en fonction des besoins réels du projet.</w:t>
+      </w:r>
+    </w:p>
+    <w:p>
+      <w:pPr>
+        <w:pStyle w:val="Titre3"/>
+      </w:pPr>
+      <w:bookmarkStart w:id="27" w:name="_Toc234317701"/>
+      <w:r>
+        <w:t>7.2 Actions de formation mises en place</w:t>
+      </w:r>
+      <w:bookmarkEnd w:id="27"/>
+    </w:p>
+    <w:p>
+      <w:r>
+        <w:t>Afin de répondre aux besoins identifiés, plusieurs actions de formation sont prévues :</w:t>
+      </w:r>
+    </w:p>
+    <w:p>
+      <w:pPr>
+        <w:numPr>
+          <w:ilvl w:val="0"/>
+          <w:numId w:val="22"/>
+        </w:numPr>
+      </w:pPr>
+      <w:r>
+        <w:rPr>
+          <w:b/>
+          <w:bCs/>
+        </w:rPr>
+        <w:t>Auto</w:t>
+      </w:r>
+      <w:r>
+        <w:rPr>
+          <w:b/>
+          <w:bCs/>
+        </w:rPr>
+        <w:t>-formation</w:t>
+      </w:r>
+      <w:r>
+        <w:t xml:space="preserve"> à travers de la documentation technique et des tutoriels,</w:t>
+      </w:r>
+    </w:p>
+    <w:p>
+      <w:pPr>
+        <w:numPr>
+          <w:ilvl w:val="0"/>
+          <w:numId w:val="22"/>
+        </w:numPr>
+      </w:pPr>
+      <w:r>
+        <w:rPr>
+          <w:b/>
+          <w:bCs/>
+        </w:rPr>
+        <w:t>Mise</w:t>
+      </w:r>
+      <w:r>
+        <w:rPr>
+          <w:b/>
+          <w:bCs/>
+        </w:rPr>
+        <w:t xml:space="preserve"> en situation pratique</w:t>
+      </w:r>
+      <w:r>
+        <w:t xml:space="preserve"> lors des phases de déploiement,</w:t>
+      </w:r>
+    </w:p>
+    <w:p>
+      <w:pPr>
+        <w:numPr>
+          <w:ilvl w:val="0"/>
+          <w:numId w:val="22"/>
+        </w:numPr>
+      </w:pPr>
+      <w:r>
+        <w:rPr>
+          <w:b/>
+          <w:bCs/>
+        </w:rPr>
+        <w:t>Partage</w:t>
+      </w:r>
+      <w:r>
+        <w:rPr>
+          <w:b/>
+          <w:bCs/>
+        </w:rPr>
+        <w:t xml:space="preserve"> de connaissances</w:t>
+      </w:r>
+      <w:r>
+        <w:t xml:space="preserve"> entre les membres de l’équipe,</w:t>
+      </w:r>
+    </w:p>
+    <w:p>
+      <w:pPr>
+        <w:numPr>
+          <w:ilvl w:val="0"/>
+          <w:numId w:val="22"/>
+        </w:numPr>
+      </w:pPr>
+      <w:r>
+        <w:rPr>
+          <w:b/>
+          <w:bCs/>
+        </w:rPr>
+        <w:t>Accompagnement</w:t>
+      </w:r>
+      <w:r>
+        <w:rPr>
+          <w:b/>
+          <w:bCs/>
+        </w:rPr>
+        <w:t xml:space="preserve"> ponctuel par un prestataire externe</w:t>
+      </w:r>
+      <w:r>
+        <w:t>, notamment sur les aspects sécurité.</w:t>
+      </w:r>
+    </w:p>
+    <w:p>
+      <w:r>
+        <w:t>Ces actions permettent une montée en compétences progressive et directement liée aux besoins opérationnels du projet.</w:t>
+      </w:r>
+    </w:p>
+    <w:p/>
+    <w:p/>
+    <w:p>
+      <w:pPr>
+        <w:pStyle w:val="Titre3"/>
+      </w:pPr>
+      <w:bookmarkStart w:id="28" w:name="_Toc234317702"/>
+      <w:r>
+        <w:lastRenderedPageBreak/>
+        <w:t>7.3 Répartition des compétences dans l’équipe</w:t>
+      </w:r>
+      <w:bookmarkEnd w:id="28"/>
+    </w:p>
+    <w:p>
+      <w:r>
+        <w:t>Le développement des compétences s’appuie également sur une répartition claire des rôles et des domaines d’expertise :</w:t>
+      </w:r>
+    </w:p>
+    <w:p>
+      <w:pPr>
+        <w:numPr>
+          <w:ilvl w:val="0"/>
+          <w:numId w:val="23"/>
+        </w:numPr>
+      </w:pPr>
+      <w:r>
+        <w:t>L’administrateur</w:t>
+      </w:r>
+      <w:r>
+        <w:t xml:space="preserve"> systèmes et réseaux développe ses compétences sur l’infrastructure et la virtualisation,</w:t>
+      </w:r>
+    </w:p>
+    <w:p>
+      <w:pPr>
+        <w:numPr>
+          <w:ilvl w:val="0"/>
+          <w:numId w:val="23"/>
+        </w:numPr>
+      </w:pPr>
+      <w:r>
+        <w:t>Le</w:t>
+      </w:r>
+      <w:r>
+        <w:t xml:space="preserve"> référent sécurité se spécialise dans les aspects liés à la sécurisation du système d’information,</w:t>
+      </w:r>
+    </w:p>
+    <w:p>
+      <w:pPr>
+        <w:numPr>
+          <w:ilvl w:val="0"/>
+          <w:numId w:val="23"/>
+        </w:numPr>
+      </w:pPr>
+      <w:r>
+        <w:t>Le</w:t>
+      </w:r>
+      <w:r>
+        <w:t xml:space="preserve"> chef de projet renforce ses compétences en pilotage, coordination et gestion des risques.</w:t>
+      </w:r>
+    </w:p>
+    <w:p>
+      <w:r>
+        <w:t>Cette organisation favorise la complémentarité des profils et l’efficacité globale de l’équipe</w:t>
+      </w:r>
+      <w:r>
+        <w:t>, au vu de l’équipe réduite qui gère l’exploitation du projet, la supervision seras assurer par l’ensemble des personnels.</w:t>
+      </w:r>
+    </w:p>
+    <w:p>
+      <w:pPr>
+        <w:pStyle w:val="Titre3"/>
+      </w:pPr>
+      <w:bookmarkStart w:id="29" w:name="_Toc234317703"/>
+      <w:r>
+        <w:t>7.4 Suivi et évaluation des compétences</w:t>
+      </w:r>
+      <w:bookmarkEnd w:id="29"/>
+    </w:p>
+    <w:p>
+      <w:r>
+        <w:t>Un suivi régulier est mis en place afin d’évaluer la progression des membres de l’équipe. Ce suivi repose sur :</w:t>
+      </w:r>
+    </w:p>
+    <w:p>
+      <w:pPr>
+        <w:numPr>
+          <w:ilvl w:val="0"/>
+          <w:numId w:val="24"/>
+        </w:numPr>
+      </w:pPr>
+      <w:r>
+        <w:t>Des</w:t>
+      </w:r>
+      <w:r>
+        <w:t xml:space="preserve"> échanges réguliers entre le chef de projet et les membres de l’équipe,</w:t>
+      </w:r>
+    </w:p>
+    <w:p>
+      <w:pPr>
+        <w:numPr>
+          <w:ilvl w:val="0"/>
+          <w:numId w:val="24"/>
+        </w:numPr>
+      </w:pPr>
+      <w:r>
+        <w:t>L’observation</w:t>
+      </w:r>
+      <w:r>
+        <w:t xml:space="preserve"> des compétences mobilisées lors des différentes phases du projet,</w:t>
+      </w:r>
+    </w:p>
+    <w:p>
+      <w:pPr>
+        <w:numPr>
+          <w:ilvl w:val="0"/>
+          <w:numId w:val="24"/>
+        </w:numPr>
+      </w:pPr>
+      <w:r>
+        <w:t>La</w:t>
+      </w:r>
+      <w:r>
+        <w:t xml:space="preserve"> capacité des membres à réaliser les tâches de manière autonome.</w:t>
+      </w:r>
+    </w:p>
+    <w:p>
+      <w:r>
+        <w:t>Ce dispositif permet d’ajuster les actions de formation si nécessaire et de s’assurer que les compétences acquises répondent aux besoins du projet.</w:t>
+      </w:r>
+      <w:r>
+        <w:t xml:space="preserve"> </w:t>
+      </w:r>
+      <w:r>
+        <w:br w:type="page"/>
+      </w:r>
+    </w:p>
+    <w:p>
+      <w:pPr>
+        <w:pStyle w:val="Titre2"/>
+      </w:pPr>
+      <w:bookmarkStart w:id="30" w:name="_Toc234317704"/>
+      <w:r>
+        <w:lastRenderedPageBreak/>
+        <w:t>8. Stratégie de tests et recette</w:t>
+      </w:r>
+      <w:bookmarkEnd w:id="30"/>
+    </w:p>
+    <w:p>
+      <w:r>
+        <w:t xml:space="preserve">La phase de tests et de recette permet de vérifier que la solution mise en place répond bien aux objectifs définis lors du cadrage du projet. Elle intervient après la mise en place de l’infrastructure, la configuration des éléments de sécurité et l’audit de sécurité prévu dans le planning. </w:t>
+      </w:r>
+    </w:p>
+    <w:p>
+      <w:r>
+        <w:t xml:space="preserve">Dans le cadre du projet de modernisation du système d’information de Logistique et CIE, les tests portent principalement sur la disponibilité des services, la sécurité de l’infrastructure, la sauvegarde des données, la reprise d’activité et la supervision. </w:t>
+      </w:r>
+    </w:p>
+    <w:p>
+      <w:pPr>
+        <w:pStyle w:val="Titre3"/>
+      </w:pPr>
+      <w:bookmarkStart w:id="31" w:name="_Toc234317705"/>
+      <w:r>
+        <w:t>8.1 Organisation de la phase de tests</w:t>
+      </w:r>
+      <w:bookmarkEnd w:id="31"/>
+    </w:p>
+    <w:p>
+      <w:r>
+        <w:t>La campagne de tests est pilotée par le chef de projet, avec l’appui de l’administrateur systèmes et réseaux, du prestataire sécurité et des utilisateurs internes. Les tests techniques sont réalisés en priorité par l’équipe informatique, tandis que les tests fonctionnels sont validés avec les utilisateurs référents.</w:t>
+      </w:r>
+    </w:p>
+    <w:p>
+      <w:pPr>
+        <w:pStyle w:val="Titre3"/>
+      </w:pPr>
+      <w:bookmarkStart w:id="32" w:name="_Toc234317706"/>
+      <w:r>
+        <w:t>8.2 Tests prévus dans le cadre du projet</w:t>
+      </w:r>
+      <w:bookmarkEnd w:id="32"/>
+    </w:p>
+    <w:tbl>
+      <w:tblPr>
+        <w:tblW w:w="0" w:type="auto"/>
+        <w:tblCellSpacing w:w="15" w:type="dxa"/>
+        <w:tblCellMar>
+          <w:top w:w="15" w:type="dxa"/>
+          <w:left w:w="15" w:type="dxa"/>
+          <w:bottom w:w="15" w:type="dxa"/>
+          <w:right w:w="15" w:type="dxa"/>
+        </w:tblCellMar>
+        <w:tblLook w:val="04A0" w:firstRow="1" w:lastRow="0" w:firstColumn="1" w:lastColumn="0" w:noHBand="0" w:noVBand="1"/>
+      </w:tblPr>
+      <w:tblGrid>
+        <w:gridCol w:w="1696"/>
+        <w:gridCol w:w="3789"/>
+        <w:gridCol w:w="4487"/>
+      </w:tblGrid>
+      <w:tr>
+        <w:trPr>
+          <w:tblHeader/>
+          <w:tblCellSpacing w:w="15" w:type="dxa"/>
+        </w:trPr>
+        <w:tc>
+          <w:tcPr>
+            <w:tcW w:w="0" w:type="auto"/>
+            <w:vAlign w:val="center"/>
+            <w:hideMark/>
+          </w:tcPr>
+          <w:p>
+            <w:pPr>
+              <w:rPr>
+                <w:b/>
+                <w:bCs/>
+              </w:rPr>
+            </w:pPr>
+            <w:r>
+              <w:rPr>
+                <w:b/>
+                <w:bCs/>
+              </w:rPr>
+              <w:t>Domaine testé</w:t>
+            </w:r>
+          </w:p>
+        </w:tc>
+        <w:tc>
+          <w:tcPr>
+            <w:tcW w:w="0" w:type="auto"/>
+            <w:vAlign w:val="center"/>
+            <w:hideMark/>
+          </w:tcPr>
+          <w:p>
+            <w:pPr>
+              <w:rPr>
+                <w:b/>
+                <w:bCs/>
+              </w:rPr>
+            </w:pPr>
+            <w:r>
+              <w:rPr>
+                <w:b/>
+                <w:bCs/>
+              </w:rPr>
+              <w:t>Objectif du test</w:t>
+            </w:r>
+          </w:p>
+        </w:tc>
+        <w:tc>
+          <w:tcPr>
+            <w:tcW w:w="0" w:type="auto"/>
+            <w:vAlign w:val="center"/>
+            <w:hideMark/>
+          </w:tcPr>
+          <w:p>
+            <w:pPr>
+              <w:rPr>
+                <w:b/>
+                <w:bCs/>
+              </w:rPr>
+            </w:pPr>
+            <w:r>
+              <w:rPr>
+                <w:b/>
+                <w:bCs/>
+              </w:rPr>
+              <w:t>Résultat attendu</w:t>
+            </w:r>
+          </w:p>
+        </w:tc>
+      </w:tr>
+      <w:tr>
+        <w:trPr>
+          <w:tblCellSpacing w:w="15" w:type="dxa"/>
+        </w:trPr>
+        <w:tc>
+          <w:tcPr>
+            <w:tcW w:w="0" w:type="auto"/>
+            <w:vAlign w:val="center"/>
+            <w:hideMark/>
+          </w:tcPr>
+          <w:p>
+            <w:r>
+              <w:t>Virtualisation</w:t>
+            </w:r>
+          </w:p>
+        </w:tc>
+        <w:tc>
+          <w:tcPr>
+            <w:tcW w:w="0" w:type="auto"/>
+            <w:vAlign w:val="center"/>
+            <w:hideMark/>
+          </w:tcPr>
+          <w:p>
+            <w:r>
+              <w:t>Vérifier le fonctionnement des machines virtuelles</w:t>
+            </w:r>
+          </w:p>
+        </w:tc>
+        <w:tc>
+          <w:tcPr>
+            <w:tcW w:w="0" w:type="auto"/>
+            <w:vAlign w:val="center"/>
+            <w:hideMark/>
+          </w:tcPr>
+          <w:p>
+            <w:r>
+              <w:t>Les VM démarrent correctement et restent accessibles</w:t>
+            </w:r>
+          </w:p>
+        </w:tc>
+      </w:tr>
+      <w:tr>
+        <w:trPr>
+          <w:tblCellSpacing w:w="15" w:type="dxa"/>
+        </w:trPr>
+        <w:tc>
+          <w:tcPr>
+            <w:tcW w:w="0" w:type="auto"/>
+            <w:vAlign w:val="center"/>
+            <w:hideMark/>
+          </w:tcPr>
+          <w:p>
+            <w:r>
+              <w:t>Réseau</w:t>
+            </w:r>
+          </w:p>
+        </w:tc>
+        <w:tc>
+          <w:tcPr>
+            <w:tcW w:w="0" w:type="auto"/>
+            <w:vAlign w:val="center"/>
+            <w:hideMark/>
+          </w:tcPr>
+          <w:p>
+            <w:r>
+              <w:t>Contrôler la connectivité entre les services</w:t>
+            </w:r>
+          </w:p>
+        </w:tc>
+        <w:tc>
+          <w:tcPr>
+            <w:tcW w:w="0" w:type="auto"/>
+            <w:vAlign w:val="center"/>
+            <w:hideMark/>
+          </w:tcPr>
+          <w:p>
+            <w:r>
+              <w:t>Les flux autorisés fonctionnent, les flux interdits sont bloqués</w:t>
+            </w:r>
+          </w:p>
+        </w:tc>
+      </w:tr>
+      <w:tr>
+        <w:trPr>
+          <w:tblCellSpacing w:w="15" w:type="dxa"/>
+        </w:trPr>
+        <w:tc>
+          <w:tcPr>
+            <w:tcW w:w="0" w:type="auto"/>
+            <w:vAlign w:val="center"/>
+            <w:hideMark/>
+          </w:tcPr>
+          <w:p>
+            <w:r>
+              <w:t>Sécurité</w:t>
+            </w:r>
+          </w:p>
+        </w:tc>
+        <w:tc>
+          <w:tcPr>
+            <w:tcW w:w="0" w:type="auto"/>
+            <w:vAlign w:val="center"/>
+            <w:hideMark/>
+          </w:tcPr>
+          <w:p>
+            <w:r>
+              <w:t>Vérifier les règles d’accès et le durcissement</w:t>
+            </w:r>
+          </w:p>
+        </w:tc>
+        <w:tc>
+          <w:tcPr>
+            <w:tcW w:w="0" w:type="auto"/>
+            <w:vAlign w:val="center"/>
+            <w:hideMark/>
+          </w:tcPr>
+          <w:p>
+            <w:r>
+              <w:t>Les accès non autorisés sont refusés</w:t>
+            </w:r>
+          </w:p>
+        </w:tc>
+      </w:tr>
+      <w:tr>
+        <w:trPr>
+          <w:tblCellSpacing w:w="15" w:type="dxa"/>
+        </w:trPr>
+        <w:tc>
+          <w:tcPr>
+            <w:tcW w:w="0" w:type="auto"/>
+            <w:vAlign w:val="center"/>
+            <w:hideMark/>
+          </w:tcPr>
+          <w:p>
+            <w:r>
+              <w:t>Sauvegarde</w:t>
+            </w:r>
+          </w:p>
+        </w:tc>
+        <w:tc>
+          <w:tcPr>
+            <w:tcW w:w="0" w:type="auto"/>
+            <w:vAlign w:val="center"/>
+            <w:hideMark/>
+          </w:tcPr>
+          <w:p>
+            <w:r>
+              <w:t>Tester la sauvegarde et la restauration d’un fichier</w:t>
+            </w:r>
+          </w:p>
+        </w:tc>
+        <w:tc>
+          <w:tcPr>
+            <w:tcW w:w="0" w:type="auto"/>
+            <w:vAlign w:val="center"/>
+            <w:hideMark/>
+          </w:tcPr>
+          <w:p>
+            <w:r>
+              <w:t>Le fichier est restauré sans perte de données</w:t>
+            </w:r>
+          </w:p>
+        </w:tc>
+      </w:tr>
+      <w:tr>
+        <w:trPr>
+          <w:tblCellSpacing w:w="15" w:type="dxa"/>
+        </w:trPr>
+        <w:tc>
+          <w:tcPr>
+            <w:tcW w:w="0" w:type="auto"/>
+            <w:vAlign w:val="center"/>
+            <w:hideMark/>
+          </w:tcPr>
+          <w:p>
+            <w:r>
+              <w:t>PRA/PCA</w:t>
+            </w:r>
+          </w:p>
+        </w:tc>
+        <w:tc>
+          <w:tcPr>
+            <w:tcW w:w="0" w:type="auto"/>
+            <w:vAlign w:val="center"/>
+            <w:hideMark/>
+          </w:tcPr>
+          <w:p>
+            <w:r>
+              <w:t>Simuler une panne partielle</w:t>
+            </w:r>
+          </w:p>
+        </w:tc>
+        <w:tc>
+          <w:tcPr>
+            <w:tcW w:w="0" w:type="auto"/>
+            <w:vAlign w:val="center"/>
+            <w:hideMark/>
+          </w:tcPr>
+          <w:p>
+            <w:r>
+              <w:t>Les services critiques peuvent être redémarrés</w:t>
+            </w:r>
+          </w:p>
+        </w:tc>
+      </w:tr>
+      <w:tr>
+        <w:trPr>
+          <w:tblCellSpacing w:w="15" w:type="dxa"/>
+        </w:trPr>
+        <w:tc>
+          <w:tcPr>
+            <w:tcW w:w="0" w:type="auto"/>
+            <w:vAlign w:val="center"/>
+            <w:hideMark/>
+          </w:tcPr>
+          <w:p>
+            <w:r>
+              <w:t>Supervision</w:t>
+            </w:r>
+          </w:p>
+        </w:tc>
+        <w:tc>
+          <w:tcPr>
+            <w:tcW w:w="0" w:type="auto"/>
+            <w:vAlign w:val="center"/>
+            <w:hideMark/>
+          </w:tcPr>
+          <w:p>
+            <w:r>
+              <w:t>Vérifier la remontée d’alertes</w:t>
+            </w:r>
+          </w:p>
+        </w:tc>
+        <w:tc>
+          <w:tcPr>
+            <w:tcW w:w="0" w:type="auto"/>
+            <w:vAlign w:val="center"/>
+            <w:hideMark/>
+          </w:tcPr>
+          <w:p>
+            <w:r>
+              <w:t>Une alerte est générée en cas d’incident</w:t>
+            </w:r>
+          </w:p>
+        </w:tc>
+      </w:tr>
+      <w:tr>
+        <w:trPr>
+          <w:tblCellSpacing w:w="15" w:type="dxa"/>
+        </w:trPr>
+        <w:tc>
+          <w:tcPr>
+            <w:tcW w:w="0" w:type="auto"/>
+            <w:vAlign w:val="center"/>
+            <w:hideMark/>
+          </w:tcPr>
+          <w:p>
+            <w:r>
+              <w:t>Recette utilisateur</w:t>
+            </w:r>
+          </w:p>
+        </w:tc>
+        <w:tc>
+          <w:tcPr>
+            <w:tcW w:w="0" w:type="auto"/>
+            <w:vAlign w:val="center"/>
+            <w:hideMark/>
+          </w:tcPr>
+          <w:p>
+            <w:r>
+              <w:t>Vérifier l’usage réel des services</w:t>
+            </w:r>
+          </w:p>
+        </w:tc>
+        <w:tc>
+          <w:tcPr>
+            <w:tcW w:w="0" w:type="auto"/>
+            <w:vAlign w:val="center"/>
+            <w:hideMark/>
+          </w:tcPr>
+          <w:p>
+            <w:r>
+              <w:t>Les utilisateurs valident le fonctionnement attendu</w:t>
+            </w:r>
+          </w:p>
+        </w:tc>
+      </w:tr>
+    </w:tbl>
+    <w:p>
+      <w:r>
+        <w:t>Cette série de tests permet de couvrir les principaux risques du projet. Elle assure une validation progressive de l’infrastructure, depuis les éléments techniques jusqu’aux usages métiers.</w:t>
+      </w:r>
+    </w:p>
+    <w:p>
+      <w:pPr>
+        <w:pStyle w:val="Titre3"/>
+      </w:pPr>
+      <w:bookmarkStart w:id="33" w:name="_Toc234317707"/>
+      <w:r>
+        <w:lastRenderedPageBreak/>
+        <w:t>8.3 Exemple de test détaillé : restauration d’une sauvegarde</w:t>
+      </w:r>
+      <w:bookmarkEnd w:id="33"/>
+    </w:p>
+    <w:p>
+      <w:r>
+        <w:t xml:space="preserve">Un test important concerne la restauration d’une sauvegarde, car il permet de vérifier la capacité de l’organisation à récupérer des données en cas d’incident. Le test consiste à sauvegarder un fichier de test depuis un serveur virtualisé, à supprimer volontairement ce fichier, puis à le restaurer à partir de la </w:t>
+      </w:r>
+      <w:r>
+        <w:t>sauvegarde cloud.</w:t>
+      </w:r>
+    </w:p>
+    <w:p>
+      <w:r>
+        <w:t xml:space="preserve">Le résultat attendu est que le fichier restauré soit identique au fichier initial, accessible depuis le serveur concerné et récupéré dans </w:t>
+      </w:r>
+      <w:r>
+        <w:t>le délai</w:t>
+      </w:r>
+      <w:r>
+        <w:t xml:space="preserve"> le plus </w:t>
+      </w:r>
+      <w:r>
+        <w:t>court</w:t>
+      </w:r>
+      <w:r>
+        <w:t xml:space="preserve"> possible</w:t>
+      </w:r>
+      <w:r>
+        <w:t>. Si la restauration échoue ou si les données sont incomplètes, le test est considéré comme non conforme et une correction doit être apportée à la configuration de sauvegarde.</w:t>
+      </w:r>
+    </w:p>
+    <w:p>
+      <w:r>
+        <w:t>Ce test est représentatif des attentes du projet, car il relie directement les choix techniques à un besoin concret de continuité d’activité.</w:t>
+      </w:r>
+      <w:r>
+        <w:br w:type="page"/>
+      </w:r>
+    </w:p>
+    <w:p>
+      <w:pPr>
+        <w:pStyle w:val="Titre2"/>
+      </w:pPr>
+      <w:bookmarkStart w:id="34" w:name="_Toc234317708"/>
+      <w:r>
+        <w:lastRenderedPageBreak/>
+        <w:t>9. Livrables de fin de projet</w:t>
+      </w:r>
+      <w:bookmarkEnd w:id="34"/>
+    </w:p>
+    <w:p>
+      <w:r>
+        <w:t>Dans le cadre du projet de modernisation du système d’information de Logistique et CIE, les livrables remis en fin de projet sont les suivants :</w:t>
+      </w:r>
+    </w:p>
+    <w:tbl>
+      <w:tblPr>
+        <w:tblW w:w="0" w:type="auto"/>
+        <w:tblCellSpacing w:w="15" w:type="dxa"/>
+        <w:tblCellMar>
+          <w:top w:w="15" w:type="dxa"/>
+          <w:left w:w="15" w:type="dxa"/>
+          <w:bottom w:w="15" w:type="dxa"/>
+          <w:right w:w="15" w:type="dxa"/>
+        </w:tblCellMar>
+        <w:tblLook w:val="04A0" w:firstRow="1" w:lastRow="0" w:firstColumn="1" w:lastColumn="0" w:noHBand="0" w:noVBand="1"/>
+      </w:tblPr>
+      <w:tblGrid>
+        <w:gridCol w:w="2570"/>
+        <w:gridCol w:w="4351"/>
+        <w:gridCol w:w="3051"/>
+      </w:tblGrid>
+      <w:tr>
+        <w:trPr>
+          <w:tblHeader/>
+          <w:tblCellSpacing w:w="15" w:type="dxa"/>
+        </w:trPr>
+        <w:tc>
+          <w:tcPr>
+            <w:tcW w:w="0" w:type="auto"/>
+            <w:vAlign w:val="center"/>
+            <w:hideMark/>
+          </w:tcPr>
+          <w:p>
+            <w:pPr>
+              <w:rPr>
+                <w:b/>
+                <w:bCs/>
+              </w:rPr>
+            </w:pPr>
+            <w:r>
+              <w:rPr>
+                <w:b/>
+                <w:bCs/>
+              </w:rPr>
+              <w:t>Livrable</w:t>
+            </w:r>
+          </w:p>
+        </w:tc>
+        <w:tc>
+          <w:tcPr>
+            <w:tcW w:w="0" w:type="auto"/>
+            <w:vAlign w:val="center"/>
+            <w:hideMark/>
+          </w:tcPr>
+          <w:p>
+            <w:pPr>
+              <w:rPr>
+                <w:b/>
+                <w:bCs/>
+              </w:rPr>
+            </w:pPr>
+            <w:r>
+              <w:rPr>
+                <w:b/>
+                <w:bCs/>
+              </w:rPr>
+              <w:t>Objectif</w:t>
+            </w:r>
+          </w:p>
+        </w:tc>
+        <w:tc>
+          <w:tcPr>
+            <w:tcW w:w="0" w:type="auto"/>
+            <w:vAlign w:val="center"/>
+            <w:hideMark/>
+          </w:tcPr>
+          <w:p>
+            <w:pPr>
+              <w:rPr>
+                <w:b/>
+                <w:bCs/>
+              </w:rPr>
+            </w:pPr>
+            <w:r>
+              <w:rPr>
+                <w:b/>
+                <w:bCs/>
+              </w:rPr>
+              <w:t>Destinataires</w:t>
+            </w:r>
+          </w:p>
+        </w:tc>
+      </w:tr>
+      <w:tr>
+        <w:trPr>
+          <w:tblCellSpacing w:w="15" w:type="dxa"/>
+        </w:trPr>
+        <w:tc>
+          <w:tcPr>
+            <w:tcW w:w="0" w:type="auto"/>
+            <w:vAlign w:val="center"/>
+            <w:hideMark/>
+          </w:tcPr>
+          <w:p>
+            <w:r>
+              <w:t>Dossier d’architecture technique</w:t>
+            </w:r>
+          </w:p>
+        </w:tc>
+        <w:tc>
+          <w:tcPr>
+            <w:tcW w:w="0" w:type="auto"/>
+            <w:vAlign w:val="center"/>
+            <w:hideMark/>
+          </w:tcPr>
+          <w:p>
+            <w:r>
+              <w:t>Présenter l’architecture cible, les serveurs, les flux réseau et les choix techniques réalisés.</w:t>
+            </w:r>
+          </w:p>
+        </w:tc>
+        <w:tc>
+          <w:tcPr>
+            <w:tcW w:w="0" w:type="auto"/>
+            <w:vAlign w:val="center"/>
+            <w:hideMark/>
+          </w:tcPr>
+          <w:p>
+            <w:r>
+              <w:t>Direction, chef de projet, équipe informatique</w:t>
+            </w:r>
+          </w:p>
+        </w:tc>
+      </w:tr>
+      <w:tr>
+        <w:trPr>
+          <w:tblCellSpacing w:w="15" w:type="dxa"/>
+        </w:trPr>
+        <w:tc>
+          <w:tcPr>
+            <w:tcW w:w="0" w:type="auto"/>
+            <w:vAlign w:val="center"/>
+            <w:hideMark/>
+          </w:tcPr>
+          <w:p>
+            <w:r>
+              <w:t>Planning projet finalisé</w:t>
+            </w:r>
+          </w:p>
+        </w:tc>
+        <w:tc>
+          <w:tcPr>
+            <w:tcW w:w="0" w:type="auto"/>
+            <w:vAlign w:val="center"/>
+            <w:hideMark/>
+          </w:tcPr>
+          <w:p>
+            <w:r>
+              <w:t>Conserver une trace du déroulement du projet, des jalons atteints et des éventuels écarts.</w:t>
+            </w:r>
+          </w:p>
+        </w:tc>
+        <w:tc>
+          <w:tcPr>
+            <w:tcW w:w="0" w:type="auto"/>
+            <w:vAlign w:val="center"/>
+            <w:hideMark/>
+          </w:tcPr>
+          <w:p>
+            <w:r>
+              <w:t>Direction, chef de projet</w:t>
+            </w:r>
+          </w:p>
+        </w:tc>
+      </w:tr>
+      <w:tr>
+        <w:trPr>
+          <w:tblCellSpacing w:w="15" w:type="dxa"/>
+        </w:trPr>
+        <w:tc>
+          <w:tcPr>
+            <w:tcW w:w="0" w:type="auto"/>
+            <w:vAlign w:val="center"/>
+            <w:hideMark/>
+          </w:tcPr>
+          <w:p>
+            <w:r>
+              <w:t>Matrice RACI</w:t>
+            </w:r>
+          </w:p>
+        </w:tc>
+        <w:tc>
+          <w:tcPr>
+            <w:tcW w:w="0" w:type="auto"/>
+            <w:vAlign w:val="center"/>
+            <w:hideMark/>
+          </w:tcPr>
+          <w:p>
+            <w:r>
+              <w:t>Formaliser les rôles et responsabilités des acteurs du projet.</w:t>
+            </w:r>
+          </w:p>
+        </w:tc>
+        <w:tc>
+          <w:tcPr>
+            <w:tcW w:w="0" w:type="auto"/>
+            <w:vAlign w:val="center"/>
+            <w:hideMark/>
+          </w:tcPr>
+          <w:p>
+            <w:r>
+              <w:t>Chef de projet, équipe projet, direction</w:t>
+            </w:r>
+          </w:p>
+        </w:tc>
+      </w:tr>
+      <w:tr>
+        <w:trPr>
+          <w:tblCellSpacing w:w="15" w:type="dxa"/>
+        </w:trPr>
+        <w:tc>
+          <w:tcPr>
+            <w:tcW w:w="0" w:type="auto"/>
+            <w:vAlign w:val="center"/>
+            <w:hideMark/>
+          </w:tcPr>
+          <w:p>
+            <w:r>
+              <w:t>Documentation d’installation</w:t>
+            </w:r>
+          </w:p>
+        </w:tc>
+        <w:tc>
+          <w:tcPr>
+            <w:tcW w:w="0" w:type="auto"/>
+            <w:vAlign w:val="center"/>
+            <w:hideMark/>
+          </w:tcPr>
+          <w:p>
+            <w:r>
+              <w:t>Décrire les principales étapes de mise en place de l’infrastructure.</w:t>
+            </w:r>
+          </w:p>
+        </w:tc>
+        <w:tc>
+          <w:tcPr>
+            <w:tcW w:w="0" w:type="auto"/>
+            <w:vAlign w:val="center"/>
+            <w:hideMark/>
+          </w:tcPr>
+          <w:p>
+            <w:r>
+              <w:t>Équipe informatique</w:t>
+            </w:r>
+          </w:p>
+        </w:tc>
+      </w:tr>
+      <w:tr>
+        <w:trPr>
+          <w:tblCellSpacing w:w="15" w:type="dxa"/>
+        </w:trPr>
+        <w:tc>
+          <w:tcPr>
+            <w:tcW w:w="0" w:type="auto"/>
+            <w:vAlign w:val="center"/>
+            <w:hideMark/>
+          </w:tcPr>
+          <w:p>
+            <w:r>
+              <w:t>Procédures de sauvegarde et restauration</w:t>
+            </w:r>
+          </w:p>
+        </w:tc>
+        <w:tc>
+          <w:tcPr>
+            <w:tcW w:w="0" w:type="auto"/>
+            <w:vAlign w:val="center"/>
+            <w:hideMark/>
+          </w:tcPr>
+          <w:p>
+            <w:r>
+              <w:t>Permettre la récupération des données en cas d’incident.</w:t>
+            </w:r>
+          </w:p>
+        </w:tc>
+        <w:tc>
+          <w:tcPr>
+            <w:tcW w:w="0" w:type="auto"/>
+            <w:vAlign w:val="center"/>
+            <w:hideMark/>
+          </w:tcPr>
+          <w:p>
+            <w:r>
+              <w:t>Équipe informatique, direction</w:t>
+            </w:r>
+          </w:p>
+        </w:tc>
+      </w:tr>
+      <w:tr>
+        <w:trPr>
+          <w:tblCellSpacing w:w="15" w:type="dxa"/>
+        </w:trPr>
+        <w:tc>
+          <w:tcPr>
+            <w:tcW w:w="0" w:type="auto"/>
+            <w:vAlign w:val="center"/>
+            <w:hideMark/>
+          </w:tcPr>
+          <w:p>
+            <w:r>
+              <w:t>Procédures PRA/PCA</w:t>
+            </w:r>
+          </w:p>
+        </w:tc>
+        <w:tc>
+          <w:tcPr>
+            <w:tcW w:w="0" w:type="auto"/>
+            <w:vAlign w:val="center"/>
+            <w:hideMark/>
+          </w:tcPr>
+          <w:p>
+            <w:r>
+              <w:t>Décrire les actions à mener pour assurer la continuité ou la reprise d’activité.</w:t>
+            </w:r>
+          </w:p>
+        </w:tc>
+        <w:tc>
+          <w:tcPr>
+            <w:tcW w:w="0" w:type="auto"/>
+            <w:vAlign w:val="center"/>
+            <w:hideMark/>
+          </w:tcPr>
+          <w:p>
+            <w:r>
+              <w:t>Direction, chef de projet, équipe informatique</w:t>
+            </w:r>
+          </w:p>
+        </w:tc>
+      </w:tr>
+      <w:tr>
+        <w:trPr>
+          <w:tblCellSpacing w:w="15" w:type="dxa"/>
+        </w:trPr>
+        <w:tc>
+          <w:tcPr>
+            <w:tcW w:w="0" w:type="auto"/>
+            <w:vAlign w:val="center"/>
+            <w:hideMark/>
+          </w:tcPr>
+          <w:p>
+            <w:r>
+              <w:t>Cahier de tests</w:t>
+            </w:r>
+          </w:p>
+        </w:tc>
+        <w:tc>
+          <w:tcPr>
+            <w:tcW w:w="0" w:type="auto"/>
+            <w:vAlign w:val="center"/>
+            <w:hideMark/>
+          </w:tcPr>
+          <w:p>
+            <w:r>
+              <w:t>Regrouper les tests réalisés, les résultats obtenus et les anomalies constatées.</w:t>
+            </w:r>
+          </w:p>
+        </w:tc>
+        <w:tc>
+          <w:tcPr>
+            <w:tcW w:w="0" w:type="auto"/>
+            <w:vAlign w:val="center"/>
+            <w:hideMark/>
+          </w:tcPr>
+          <w:p>
+            <w:r>
+              <w:t>Chef de projet, équipe informatique, utilisateurs référents</w:t>
+            </w:r>
+          </w:p>
+        </w:tc>
+      </w:tr>
+      <w:tr>
+        <w:trPr>
+          <w:tblCellSpacing w:w="15" w:type="dxa"/>
+        </w:trPr>
+        <w:tc>
+          <w:tcPr>
+            <w:tcW w:w="0" w:type="auto"/>
+            <w:vAlign w:val="center"/>
+            <w:hideMark/>
+          </w:tcPr>
+          <w:p>
+            <w:r>
+              <w:t>Procès-verbal de recette</w:t>
+            </w:r>
+          </w:p>
+        </w:tc>
+        <w:tc>
+          <w:tcPr>
+            <w:tcW w:w="0" w:type="auto"/>
+            <w:vAlign w:val="center"/>
+            <w:hideMark/>
+          </w:tcPr>
+          <w:p>
+            <w:r>
+              <w:t>Valider officiellement la conformité de la solution livrée.</w:t>
+            </w:r>
+          </w:p>
+        </w:tc>
+        <w:tc>
+          <w:tcPr>
+            <w:tcW w:w="0" w:type="auto"/>
+            <w:vAlign w:val="center"/>
+            <w:hideMark/>
+          </w:tcPr>
+          <w:p>
+            <w:r>
+              <w:t>Direction, chef de projet, utilisateurs référents</w:t>
+            </w:r>
+          </w:p>
+        </w:tc>
+      </w:tr>
+      <w:tr>
+        <w:trPr>
+          <w:tblCellSpacing w:w="15" w:type="dxa"/>
+        </w:trPr>
+        <w:tc>
+          <w:tcPr>
+            <w:tcW w:w="0" w:type="auto"/>
+            <w:vAlign w:val="center"/>
+            <w:hideMark/>
+          </w:tcPr>
+          <w:p>
+            <w:r>
+              <w:t>Documentation d’exploitation</w:t>
+            </w:r>
+          </w:p>
+        </w:tc>
+        <w:tc>
+          <w:tcPr>
+            <w:tcW w:w="0" w:type="auto"/>
+            <w:vAlign w:val="center"/>
+            <w:hideMark/>
+          </w:tcPr>
+          <w:p>
+            <w:r>
+              <w:t>Faciliter l’administration quotidienne de l’infrastructure après la mise en production.</w:t>
+            </w:r>
+          </w:p>
+        </w:tc>
+        <w:tc>
+          <w:tcPr>
+            <w:tcW w:w="0" w:type="auto"/>
+            <w:vAlign w:val="center"/>
+            <w:hideMark/>
+          </w:tcPr>
+          <w:p>
+            <w:r>
+              <w:t>Équipe informatique</w:t>
+            </w:r>
+          </w:p>
+        </w:tc>
+      </w:tr>
+      <w:tr>
+        <w:trPr>
+          <w:tblCellSpacing w:w="15" w:type="dxa"/>
+        </w:trPr>
+        <w:tc>
+          <w:tcPr>
+            <w:tcW w:w="0" w:type="auto"/>
+            <w:vAlign w:val="center"/>
+            <w:hideMark/>
+          </w:tcPr>
+          <w:p>
+            <w:r>
+              <w:t>Bilan de projet</w:t>
+            </w:r>
+          </w:p>
+        </w:tc>
+        <w:tc>
+          <w:tcPr>
+            <w:tcW w:w="0" w:type="auto"/>
+            <w:vAlign w:val="center"/>
+            <w:hideMark/>
+          </w:tcPr>
+          <w:p>
+            <w:r>
+              <w:t>Identifier les réussites, les difficultés rencontrées et les axes d’amélioration.</w:t>
+            </w:r>
+          </w:p>
+        </w:tc>
+        <w:tc>
+          <w:tcPr>
+            <w:tcW w:w="0" w:type="auto"/>
+            <w:vAlign w:val="center"/>
+            <w:hideMark/>
+          </w:tcPr>
+          <w:p>
+            <w:r>
+              <w:t>Direction, chef de projet, équipe projet</w:t>
+            </w:r>
+          </w:p>
+        </w:tc>
+      </w:tr>
+    </w:tbl>
+    <w:p/>
+    <w:p>
+      <w:pPr>
+        <w:pStyle w:val="Titre2"/>
+      </w:pPr>
+      <w:bookmarkStart w:id="35" w:name="_Toc234317709"/>
+      <w:r>
+        <w:lastRenderedPageBreak/>
+        <w:t>10. Conclusion</w:t>
+      </w:r>
+      <w:bookmarkEnd w:id="35"/>
+    </w:p>
+    <w:p>
+      <w:r>
+        <w:t>Ce projet de modernisation du système d’information de Logistique et CIE a permis de structurer une démarche complète de gestion de projet informatique, depuis le cadrage initial jusqu’à la livraison finale. Les objectifs principaux étaient d’améliorer la fiabilité de l’infrastructure, de renforcer la sécurité, de préparer la continuité d’activité et de faciliter la supervision du système d’information.</w:t>
+      </w:r>
+    </w:p>
+    <w:p>
+      <w:r>
+        <w:t>La démarche mise en place s’est appuyée sur une organisation claire, un planning prévisionnel, une répartition précise des rôles et des outils de suivi adaptés. Le recours à une matrice RACI, à un diagramme de Gantt et à un tableau de suivi de type Kanban a permis de mieux piloter les tâches, les responsabilités et l’avancement global du projet.</w:t>
+      </w:r>
+    </w:p>
+    <w:p>
+      <w:r>
+        <w:t>Le projet a également intégré une dimension humaine importante, à travers le pilotage de l’équipe, la communication, la prise en compte de l’inclusion et le développement des compétences internes. Enfin, la stratégie de tests et de recette a permis de vérifier la conformité de la solution avant sa livraison.</w:t>
+      </w:r>
+    </w:p>
+    <w:p>
+      <w:r>
+        <w:t>Ainsi, ce dossier montre une gestion de projet structurée, réaliste et adaptée aux contraintes de Logistique et CIE, avec une attention particulière portée à la maîtrise des coûts, des délais, de la qualité et des risques.</w:t>
+      </w:r>
+    </w:p>
     <w:p/>
     <w:sectPr>
       <w:footerReference w:type="default" r:id="rId14"/>
@@ -11532,6 +12967,7 @@
   <w:style w:type="character" w:default="1" w:styleId="Policepardfaut">
     <w:name w:val="Default Paragraph Font"/>
     <w:uiPriority w:val="1"/>
+    <w:semiHidden/>
     <w:unhideWhenUsed/>
   </w:style>
   <w:style w:type="table" w:default="1" w:styleId="TableauNormal">
@@ -11968,6 +13404,48 @@
       <w:ind w:left="480"/>
     </w:pPr>
   </w:style>
+  <w:style w:type="paragraph" w:styleId="Notedefin">
+    <w:name w:val="endnote text"/>
+    <w:basedOn w:val="Normal"/>
+    <w:link w:val="NotedefinCar"/>
+    <w:uiPriority w:val="99"/>
+    <w:semiHidden/>
+    <w:unhideWhenUsed/>
+    <w:rsid w:val="00E34869"/>
+    <w:pPr>
+      <w:spacing w:after="0" w:line="240" w:lineRule="auto"/>
+    </w:pPr>
+    <w:rPr>
+      <w:sz w:val="20"/>
+      <w:szCs w:val="20"/>
+    </w:rPr>
+  </w:style>
+  <w:style w:type="character" w:customStyle="1" w:styleId="NotedefinCar">
+    <w:name w:val="Note de fin Car"/>
+    <w:basedOn w:val="Policepardfaut"/>
+    <w:link w:val="Notedefin"/>
+    <w:uiPriority w:val="99"/>
+    <w:semiHidden/>
+    <w:rsid w:val="00E34869"/>
+    <w:rPr>
+      <w:rFonts w:ascii="Calibri" w:eastAsiaTheme="minorEastAsia" w:hAnsi="Calibri"/>
+      <w:kern w:val="0"/>
+      <w:sz w:val="20"/>
+      <w:szCs w:val="20"/>
+      <w14:ligatures w14:val="none"/>
+    </w:rPr>
+  </w:style>
+  <w:style w:type="character" w:styleId="Appeldenotedefin">
+    <w:name w:val="endnote reference"/>
+    <w:basedOn w:val="Policepardfaut"/>
+    <w:uiPriority w:val="99"/>
+    <w:semiHidden/>
+    <w:unhideWhenUsed/>
+    <w:rsid w:val="00E34869"/>
+    <w:rPr>
+      <w:vertAlign w:val="superscript"/>
+    </w:rPr>
+  </w:style>
 </w:styles>
 </file>
 
@@ -12267,15 +13745,6 @@
 </file>
 
 <file path=customXml/item1.xml><?xml version="1.0" encoding="utf-8"?>
-<?mso-contentType ?>
-<FormTemplates xmlns="http://schemas.microsoft.com/sharepoint/v3/contenttype/forms">
-  <Display>DocumentLibraryForm</Display>
-  <Edit>DocumentLibraryForm</Edit>
-  <New>DocumentLibraryForm</New>
-</FormTemplates>
-</file>
-
-<file path=customXml/item2.xml><?xml version="1.0" encoding="utf-8"?>
 <ct:contentTypeSchema xmlns:ct="http://schemas.microsoft.com/office/2006/metadata/contentType" xmlns:ma="http://schemas.microsoft.com/office/2006/metadata/properties/metaAttributes" ct:_="" ma:_="" ma:contentTypeName="Document" ma:contentTypeID="0x01010006B834183EDB914BB08954C8DD43EAB8" ma:contentTypeVersion="12" ma:contentTypeDescription="Crée un document." ma:contentTypeScope="" ma:versionID="d6da123db1e3b9d0aedb8f2b3b13d29c">
   <xsd:schema xmlns:xsd="http://www.w3.org/2001/XMLSchema" xmlns:xs="http://www.w3.org/2001/XMLSchema" xmlns:p="http://schemas.microsoft.com/office/2006/metadata/properties" xmlns:ns3="5b83e578-d17d-42c1-bbfa-82168b29df75" xmlns:ns4="fe5b55c2-e991-4fa2-9462-3c96ad29ee96" targetNamespace="http://schemas.microsoft.com/office/2006/metadata/properties" ma:root="true" ma:fieldsID="f2f8a7fb4b8a9007b5869de2030b1185" ns3:_="" ns4:_="">
     <xsd:import namespace="5b83e578-d17d-42c1-bbfa-82168b29df75"/>
@@ -12490,11 +13959,16 @@
 </ct:contentTypeSchema>
 </file>
 
-<file path=customXml/item3.xml><?xml version="1.0" encoding="utf-8"?>
-<b:Sources xmlns:b="http://schemas.openxmlformats.org/officeDocument/2006/bibliography" xmlns="http://schemas.openxmlformats.org/officeDocument/2006/bibliography" SelectedStyle="\APASixthEditionOfficeOnline.xsl" StyleName="APA" Version="6"/>
+<file path=customXml/item2.xml><?xml version="1.0" encoding="utf-8"?>
+<?mso-contentType ?>
+<FormTemplates xmlns="http://schemas.microsoft.com/sharepoint/v3/contenttype/forms">
+  <Display>DocumentLibraryForm</Display>
+  <Edit>DocumentLibraryForm</Edit>
+  <New>DocumentLibraryForm</New>
+</FormTemplates>
 </file>
 
-<file path=customXml/item4.xml><?xml version="1.0" encoding="utf-8"?>
+<file path=customXml/item3.xml><?xml version="1.0" encoding="utf-8"?>
 <p:properties xmlns:p="http://schemas.microsoft.com/office/2006/metadata/properties" xmlns:xsi="http://www.w3.org/2001/XMLSchema-instance" xmlns:pc="http://schemas.microsoft.com/office/infopath/2007/PartnerControls">
   <documentManagement>
     <_activity xmlns="5b83e578-d17d-42c1-bbfa-82168b29df75" xsi:nil="true"/>
@@ -12502,15 +13976,11 @@
 </p:properties>
 </file>
 
-<file path=customXml/itemProps1.xml><?xml version="1.0" encoding="utf-8"?>
-<ds:datastoreItem xmlns:ds="http://schemas.openxmlformats.org/officeDocument/2006/customXml" ds:itemID="{834741B4-581F-4A31-84F4-B955FF5AEE9F}">
-  <ds:schemaRefs>
-    <ds:schemaRef ds:uri="http://schemas.microsoft.com/sharepoint/v3/contenttype/forms"/>
-  </ds:schemaRefs>
-</ds:datastoreItem>
+<file path=customXml/item4.xml><?xml version="1.0" encoding="utf-8"?>
+<b:Sources xmlns:b="http://schemas.openxmlformats.org/officeDocument/2006/bibliography" xmlns="http://schemas.openxmlformats.org/officeDocument/2006/bibliography" SelectedStyle="\APASixthEditionOfficeOnline.xsl" StyleName="APA" Version="6"/>
 </file>
 
-<file path=customXml/itemProps2.xml><?xml version="1.0" encoding="utf-8"?>
+<file path=customXml/itemProps1.xml><?xml version="1.0" encoding="utf-8"?>
 <ds:datastoreItem xmlns:ds="http://schemas.openxmlformats.org/officeDocument/2006/customXml" ds:itemID="{98AE95D1-CB13-48C6-BD0F-CFA4A79C8882}">
   <ds:schemaRefs>
     <ds:schemaRef ds:uri="http://schemas.microsoft.com/office/2006/metadata/contentType"/>
@@ -12529,15 +13999,15 @@
 </ds:datastoreItem>
 </file>
 
-<file path=customXml/itemProps3.xml><?xml version="1.0" encoding="utf-8"?>
-<ds:datastoreItem xmlns:ds="http://schemas.openxmlformats.org/officeDocument/2006/customXml" ds:itemID="{76026148-B3B7-41CB-BA68-D15BFB8014B7}">
+<file path=customXml/itemProps2.xml><?xml version="1.0" encoding="utf-8"?>
+<ds:datastoreItem xmlns:ds="http://schemas.openxmlformats.org/officeDocument/2006/customXml" ds:itemID="{834741B4-581F-4A31-84F4-B955FF5AEE9F}">
   <ds:schemaRefs>
-    <ds:schemaRef ds:uri="http://schemas.openxmlformats.org/officeDocument/2006/bibliography"/>
+    <ds:schemaRef ds:uri="http://schemas.microsoft.com/sharepoint/v3/contenttype/forms"/>
   </ds:schemaRefs>
 </ds:datastoreItem>
 </file>
 
-<file path=customXml/itemProps4.xml><?xml version="1.0" encoding="utf-8"?>
+<file path=customXml/itemProps3.xml><?xml version="1.0" encoding="utf-8"?>
 <ds:datastoreItem xmlns:ds="http://schemas.openxmlformats.org/officeDocument/2006/customXml" ds:itemID="{8E0E0CA7-E4D8-4796-A1D8-AC02448CB5EB}">
   <ds:schemaRefs>
     <ds:schemaRef ds:uri="http://schemas.microsoft.com/office/2006/metadata/properties"/>
@@ -12545,4 +14015,12 @@
     <ds:schemaRef ds:uri="5b83e578-d17d-42c1-bbfa-82168b29df75"/>
   </ds:schemaRefs>
 </ds:datastoreItem>
+</file>
+
+<file path=customXml/itemProps4.xml><?xml version="1.0" encoding="utf-8"?>
+<ds:datastoreItem xmlns:ds="http://schemas.openxmlformats.org/officeDocument/2006/customXml" ds:itemID="{76026148-B3B7-41CB-BA68-D15BFB8014B7}">
+  <ds:schemaRefs>
+    <ds:schemaRef ds:uri="http://schemas.openxmlformats.org/officeDocument/2006/bibliography"/>
+  </ds:schemaRefs>
+</ds:datastoreItem>
 </file>